--- a/lessons/6-1/downloads/6-1-notes-teacher.docx
+++ b/lessons/6-1/downloads/6-1-notes-teacher.docx
@@ -14,7 +14,7 @@
           <w:sz w:val="18"/>
           <w:szCs w:val="18"/>
         </w:rPr>
-        <w:t xml:space="preserve">UNIT 6  ·  LESSON 1      STANDARD 6.EE.1</w:t>
+        <w:t xml:space="preserve">UNIT 6  ·  LESSON 1      STANDARD 6.AT.5</w:t>
       </w:r>
     </w:p>
     <w:p>
@@ -866,314 +866,6 @@
         </w:tc>
       </w:tr>
     </w:tbl>
-    <w:tbl>
-      <w:tblPr>
-        <w:tblW w:type="pct" w:w="100%"/>
-        <w:tblBorders>
-          <w:top w:val="none" w:color="FFFFFF" w:sz="0"/>
-          <w:left w:val="none" w:color="FFFFFF" w:sz="0"/>
-          <w:bottom w:val="single" w:color="C7D2DD" w:sz="4"/>
-          <w:right w:val="none" w:color="FFFFFF" w:sz="0"/>
-          <w:insideH w:val="none" w:color="FFFFFF" w:sz="0"/>
-          <w:insideV w:val="none" w:color="FFFFFF" w:sz="0"/>
-        </w:tblBorders>
-      </w:tblPr>
-      <w:tblGrid>
-        <w:gridCol w:w="1800"/>
-        <w:gridCol w:w="7560"/>
-      </w:tblGrid>
-      <w:tr>
-        <w:trPr>
-          <w:cantSplit/>
-        </w:trPr>
-        <w:tc>
-          <w:tcPr>
-            <w:tcW w:type="dxa" w:w="1800"/>
-            <w:tcMar>
-              <w:top w:type="dxa" w:w="100"/>
-              <w:left w:type="dxa" w:w="40"/>
-              <w:bottom w:type="dxa" w:w="100"/>
-              <w:right w:type="dxa" w:w="120"/>
-            </w:tcMar>
-            <w:vAlign w:val="center"/>
-          </w:tcPr>
-          <w:p>
-            <w:pPr>
-              <w:spacing w:after="0"/>
-              <w:jc w:val="center"/>
-            </w:pPr>
-            <w:r>
-              <w:drawing>
-                <wp:inline distT="0" distB="0" distL="0" distR="0">
-                  <wp:extent cx="1047750" cy="790575"/>
-                  <wp:effectExtent t="0" r="0" b="0" l="0"/>
-                  <wp:docPr id="1" name="" descr="" title=""/>
-                  <wp:cNvGraphicFramePr>
-                    <a:graphicFrameLocks xmlns:a="http://schemas.openxmlformats.org/drawingml/2006/main" noChangeAspect="1"/>
-                  </wp:cNvGraphicFramePr>
-                  <a:graphic xmlns:a="http://schemas.openxmlformats.org/drawingml/2006/main">
-                    <a:graphicData uri="http://schemas.openxmlformats.org/drawingml/2006/picture">
-                      <pic:pic xmlns:pic="http://schemas.openxmlformats.org/drawingml/2006/picture">
-                        <pic:nvPicPr>
-                          <pic:cNvPr id="0" name="" descr=""/>
-                          <pic:cNvPicPr>
-                            <a:picLocks noChangeAspect="1" noChangeArrowheads="1"/>
-                          </pic:cNvPicPr>
-                        </pic:nvPicPr>
-                        <pic:blipFill>
-                          <a:blip r:embed="rId12" cstate="none"/>
-                          <a:srcRect/>
-                          <a:stretch>
-                            <a:fillRect/>
-                          </a:stretch>
-                        </pic:blipFill>
-                        <pic:spPr bwMode="auto">
-                          <a:xfrm>
-                            <a:off x="0" y="0"/>
-                            <a:ext cx="1047750" cy="790575"/>
-                          </a:xfrm>
-                          <a:prstGeom prst="rect">
-                            <a:avLst/>
-                          </a:prstGeom>
-                        </pic:spPr>
-                      </pic:pic>
-                    </a:graphicData>
-                  </a:graphic>
-                </wp:inline>
-              </w:drawing>
-            </w:r>
-          </w:p>
-        </w:tc>
-        <w:tc>
-          <w:tcPr>
-            <w:tcW w:type="dxa" w:w="7560"/>
-            <w:tcMar>
-              <w:top w:type="dxa" w:w="100"/>
-              <w:left w:type="dxa" w:w="40"/>
-              <w:bottom w:type="dxa" w:w="100"/>
-              <w:right w:type="dxa" w:w="40"/>
-            </w:tcMar>
-            <w:vAlign w:val="center"/>
-          </w:tcPr>
-          <w:p>
-            <w:pPr>
-              <w:spacing w:after="50"/>
-            </w:pPr>
-            <w:r>
-              <w:rPr>
-                <w:b/>
-                <w:bCs/>
-                <w:color w:val="12355B"/>
-                <w:sz w:val="24"/>
-                <w:szCs w:val="24"/>
-              </w:rPr>
-              <w:t xml:space="preserve">Coefficient</w:t>
-            </w:r>
-            <w:r>
-              <w:rPr>
-                <w:i/>
-                <w:iCs/>
-                <w:color w:val="5F6F80"/>
-                <w:sz w:val="19"/>
-                <w:szCs w:val="19"/>
-              </w:rPr>
-              <w:t xml:space="preserve">   Coeficiente</w:t>
-            </w:r>
-          </w:p>
-          <w:p>
-            <w:pPr>
-              <w:spacing w:after="40"/>
-            </w:pPr>
-            <w:r>
-              <w:rPr>
-                <w:sz w:val="21"/>
-                <w:szCs w:val="21"/>
-              </w:rPr>
-              <w:t xml:space="preserve">The number in front of a letter, like the 3 in 3x.</w:t>
-            </w:r>
-          </w:p>
-          <w:p>
-            <w:pPr>
-              <w:spacing w:after="0"/>
-            </w:pPr>
-            <w:r>
-              <w:rPr>
-                <w:b/>
-                <w:bCs/>
-                <w:color w:val="1FA6A2"/>
-                <w:sz w:val="18"/>
-                <w:szCs w:val="18"/>
-              </w:rPr>
-              <w:t xml:space="preserve">Example:  </w:t>
-            </w:r>
-            <w:r>
-              <w:rPr>
-                <w:i/>
-                <w:iCs/>
-                <w:color w:val="5F6F80"/>
-                <w:sz w:val="18"/>
-                <w:szCs w:val="18"/>
-              </w:rPr>
-              <w:t xml:space="preserve">In 3x, the 3 is the coefficient — if x = 4, then 3x = 3 × 4 = 12</w:t>
-            </w:r>
-          </w:p>
-        </w:tc>
-      </w:tr>
-    </w:tbl>
-    <w:tbl>
-      <w:tblPr>
-        <w:tblW w:type="pct" w:w="100%"/>
-        <w:tblBorders>
-          <w:top w:val="none" w:color="FFFFFF" w:sz="0"/>
-          <w:left w:val="none" w:color="FFFFFF" w:sz="0"/>
-          <w:bottom w:val="single" w:color="C7D2DD" w:sz="4"/>
-          <w:right w:val="none" w:color="FFFFFF" w:sz="0"/>
-          <w:insideH w:val="none" w:color="FFFFFF" w:sz="0"/>
-          <w:insideV w:val="none" w:color="FFFFFF" w:sz="0"/>
-        </w:tblBorders>
-      </w:tblPr>
-      <w:tblGrid>
-        <w:gridCol w:w="1800"/>
-        <w:gridCol w:w="7560"/>
-      </w:tblGrid>
-      <w:tr>
-        <w:trPr>
-          <w:cantSplit/>
-        </w:trPr>
-        <w:tc>
-          <w:tcPr>
-            <w:tcW w:type="dxa" w:w="1800"/>
-            <w:tcMar>
-              <w:top w:type="dxa" w:w="100"/>
-              <w:left w:type="dxa" w:w="40"/>
-              <w:bottom w:type="dxa" w:w="100"/>
-              <w:right w:type="dxa" w:w="120"/>
-            </w:tcMar>
-            <w:vAlign w:val="center"/>
-          </w:tcPr>
-          <w:p>
-            <w:pPr>
-              <w:spacing w:after="0"/>
-              <w:jc w:val="center"/>
-            </w:pPr>
-            <w:r>
-              <w:drawing>
-                <wp:inline distT="0" distB="0" distL="0" distR="0">
-                  <wp:extent cx="1047750" cy="790575"/>
-                  <wp:effectExtent t="0" r="0" b="0" l="0"/>
-                  <wp:docPr id="1" name="" descr="" title=""/>
-                  <wp:cNvGraphicFramePr>
-                    <a:graphicFrameLocks xmlns:a="http://schemas.openxmlformats.org/drawingml/2006/main" noChangeAspect="1"/>
-                  </wp:cNvGraphicFramePr>
-                  <a:graphic xmlns:a="http://schemas.openxmlformats.org/drawingml/2006/main">
-                    <a:graphicData uri="http://schemas.openxmlformats.org/drawingml/2006/picture">
-                      <pic:pic xmlns:pic="http://schemas.openxmlformats.org/drawingml/2006/picture">
-                        <pic:nvPicPr>
-                          <pic:cNvPr id="0" name="" descr=""/>
-                          <pic:cNvPicPr>
-                            <a:picLocks noChangeAspect="1" noChangeArrowheads="1"/>
-                          </pic:cNvPicPr>
-                        </pic:nvPicPr>
-                        <pic:blipFill>
-                          <a:blip r:embed="rId13" cstate="none"/>
-                          <a:srcRect/>
-                          <a:stretch>
-                            <a:fillRect/>
-                          </a:stretch>
-                        </pic:blipFill>
-                        <pic:spPr bwMode="auto">
-                          <a:xfrm>
-                            <a:off x="0" y="0"/>
-                            <a:ext cx="1047750" cy="790575"/>
-                          </a:xfrm>
-                          <a:prstGeom prst="rect">
-                            <a:avLst/>
-                          </a:prstGeom>
-                        </pic:spPr>
-                      </pic:pic>
-                    </a:graphicData>
-                  </a:graphic>
-                </wp:inline>
-              </w:drawing>
-            </w:r>
-          </w:p>
-        </w:tc>
-        <w:tc>
-          <w:tcPr>
-            <w:tcW w:type="dxa" w:w="7560"/>
-            <w:tcMar>
-              <w:top w:type="dxa" w:w="100"/>
-              <w:left w:type="dxa" w:w="40"/>
-              <w:bottom w:type="dxa" w:w="100"/>
-              <w:right w:type="dxa" w:w="40"/>
-            </w:tcMar>
-            <w:vAlign w:val="center"/>
-          </w:tcPr>
-          <w:p>
-            <w:pPr>
-              <w:spacing w:after="50"/>
-            </w:pPr>
-            <w:r>
-              <w:rPr>
-                <w:b/>
-                <w:bCs/>
-                <w:color w:val="12355B"/>
-                <w:sz w:val="24"/>
-                <w:szCs w:val="24"/>
-              </w:rPr>
-              <w:t xml:space="preserve">Like terms</w:t>
-            </w:r>
-            <w:r>
-              <w:rPr>
-                <w:i/>
-                <w:iCs/>
-                <w:color w:val="5F6F80"/>
-                <w:sz w:val="19"/>
-                <w:szCs w:val="19"/>
-              </w:rPr>
-              <w:t xml:space="preserve">   Términos semejantes</w:t>
-            </w:r>
-          </w:p>
-          <w:p>
-            <w:pPr>
-              <w:spacing w:after="40"/>
-            </w:pPr>
-            <w:r>
-              <w:rPr>
-                <w:sz w:val="21"/>
-                <w:szCs w:val="21"/>
-              </w:rPr>
-              <w:t xml:space="preserve">Terms with the same letter, like 2x and 5x.</w:t>
-            </w:r>
-          </w:p>
-          <w:p>
-            <w:pPr>
-              <w:spacing w:after="0"/>
-            </w:pPr>
-            <w:r>
-              <w:rPr>
-                <w:b/>
-                <w:bCs/>
-                <w:color w:val="1FA6A2"/>
-                <w:sz w:val="18"/>
-                <w:szCs w:val="18"/>
-              </w:rPr>
-              <w:t xml:space="preserve">Example:  </w:t>
-            </w:r>
-            <w:r>
-              <w:rPr>
-                <w:i/>
-                <w:iCs/>
-                <w:color w:val="5F6F80"/>
-                <w:sz w:val="18"/>
-                <w:szCs w:val="18"/>
-              </w:rPr>
-              <w:t xml:space="preserve">4x and 2x are like terms (both have x); 4x and 4x² are NOT like terms (different powers)</w:t>
-            </w:r>
-          </w:p>
-        </w:tc>
-      </w:tr>
-    </w:tbl>
     <w:p>
       <w:pPr>
         <w:pStyle w:val="Heading1"/>
@@ -1260,7 +952,7 @@
                 <w:sz w:val="21"/>
                 <w:szCs w:val="21"/>
               </w:rPr>
-              <w:t xml:space="preserve">Exponent      •      Base      •      Power      •      Evaluate      •      Coefficient      •      Like terms</w:t>
+              <w:t xml:space="preserve">Exponent      •      Base      •      Power      •      Evaluate</w:t>
             </w:r>
           </w:p>
         </w:tc>
@@ -1360,50 +1052,6 @@
           <w:szCs w:val="22"/>
         </w:rPr>
         <w:t xml:space="preserve">To find the value of an expression, like 2³ = 8, is to ___ it.</w:t>
-      </w:r>
-    </w:p>
-    <w:p>
-      <w:pPr>
-        <w:spacing w:after="120" w:before="80"/>
-      </w:pPr>
-      <w:r>
-        <w:rPr>
-          <w:b/>
-          <w:bCs/>
-          <w:color w:val="12355B"/>
-          <w:sz w:val="22"/>
-          <w:szCs w:val="22"/>
-        </w:rPr>
-        <w:t xml:space="preserve">5.  </w:t>
-      </w:r>
-      <w:r>
-        <w:rPr>
-          <w:sz w:val="22"/>
-          <w:szCs w:val="22"/>
-        </w:rPr>
-        <w:t xml:space="preserve">A number multiplied by a variable, like the 5 in 5x, is a ___.</w:t>
-      </w:r>
-    </w:p>
-    <w:p>
-      <w:pPr>
-        <w:spacing w:after="120" w:before="80"/>
-      </w:pPr>
-      <w:r>
-        <w:rPr>
-          <w:b/>
-          <w:bCs/>
-          <w:color w:val="12355B"/>
-          <w:sz w:val="22"/>
-          <w:szCs w:val="22"/>
-        </w:rPr>
-        <w:t xml:space="preserve">6.  </w:t>
-      </w:r>
-      <w:r>
-        <w:rPr>
-          <w:sz w:val="22"/>
-          <w:szCs w:val="22"/>
-        </w:rPr>
-        <w:t xml:space="preserve">Terms with the same variable raised to the same power, like 3x and 7x, are ___.</w:t>
       </w:r>
     </w:p>
     <w:p>
@@ -2431,7 +2079,7 @@
           <w:sz w:val="21"/>
           <w:szCs w:val="21"/>
         </w:rPr>
-        <w:t xml:space="preserve">Start with:  When the exponent increases by 1, the value is multiplied by ___.</w:t>
+        <w:t xml:space="preserve">Start with:  When a problem felt tricky, I ___ to figure it out.</w:t>
       </w:r>
       <w:r>
         <w:rPr>
@@ -2442,7 +2090,7 @@
           <w:szCs w:val="19"/>
         </w:rPr>
         <w:br/>
-        <w:t xml:space="preserve">Cuando el exponente aumenta en 1, el valor se multiplica por ___.</w:t>
+        <w:t xml:space="preserve">Cuando un problema fue difícil, yo ___ para resolverlo.</w:t>
       </w:r>
     </w:p>
     <w:p>
@@ -2527,6 +2175,32 @@
           <w:szCs w:val="19"/>
         </w:rPr>
         <w:t xml:space="preserve">Solve each problem. Show your thinking in the work box.</w:t>
+      </w:r>
+    </w:p>
+    <w:p>
+      <w:pPr>
+        <w:pStyle w:val="Heading2"/>
+        <w:spacing w:after="80" w:before="180"/>
+      </w:pPr>
+      <w:r>
+        <w:rPr>
+          <w:b/>
+          <w:bCs/>
+          <w:color w:val="12355B"/>
+          <w:sz w:val="24"/>
+          <w:szCs w:val="24"/>
+        </w:rPr>
+        <w:t xml:space="preserve">Level 1 Support</w:t>
+      </w:r>
+      <w:r>
+        <w:rPr>
+          <w:i/>
+          <w:iCs/>
+          <w:color w:val="1FA6A2"/>
+          <w:sz w:val="19"/>
+          <w:szCs w:val="19"/>
+        </w:rPr>
+        <w:t xml:space="preserve">   extra scaffolding</w:t>
       </w:r>
     </w:p>
     <w:p>
@@ -2791,266 +2465,6 @@
     </w:tbl>
     <w:p>
       <w:pPr>
-        <w:keepNext/>
-        <w:spacing w:after="60" w:before="160"/>
-      </w:pPr>
-      <w:r>
-        <w:rPr>
-          <w:b/>
-          <w:bCs/>
-          <w:color w:val="12355B"/>
-          <w:sz w:val="22"/>
-          <w:szCs w:val="22"/>
-        </w:rPr>
-        <w:t xml:space="preserve">3.  </w:t>
-      </w:r>
-      <w:r>
-        <w:rPr>
-          <w:b/>
-          <w:bCs/>
-          <w:sz w:val="21"/>
-          <w:szCs w:val="21"/>
-        </w:rPr>
-        <w:t xml:space="preserve">The drum loop plays 3⁴ beats. What is the value of 3⁴?</w:t>
-      </w:r>
-    </w:p>
-    <w:p>
-      <w:pPr>
-        <w:spacing w:after="40"/>
-        <w:ind w:left="420"/>
-      </w:pPr>
-      <w:r>
-        <w:rPr>
-          <w:sz w:val="20"/>
-          <w:szCs w:val="20"/>
-        </w:rPr>
-        <w:t xml:space="preserve">A)  81</w:t>
-      </w:r>
-    </w:p>
-    <w:p>
-      <w:pPr>
-        <w:spacing w:after="40"/>
-        <w:ind w:left="420"/>
-      </w:pPr>
-      <w:r>
-        <w:rPr>
-          <w:sz w:val="20"/>
-          <w:szCs w:val="20"/>
-        </w:rPr>
-        <w:t xml:space="preserve">B)  12</w:t>
-      </w:r>
-    </w:p>
-    <w:p>
-      <w:pPr>
-        <w:spacing w:after="40"/>
-        <w:ind w:left="420"/>
-      </w:pPr>
-      <w:r>
-        <w:rPr>
-          <w:sz w:val="20"/>
-          <w:szCs w:val="20"/>
-        </w:rPr>
-        <w:t xml:space="preserve">C)  7</w:t>
-      </w:r>
-    </w:p>
-    <w:p>
-      <w:pPr>
-        <w:spacing w:after="40"/>
-        <w:ind w:left="420"/>
-      </w:pPr>
-      <w:r>
-        <w:rPr>
-          <w:sz w:val="20"/>
-          <w:szCs w:val="20"/>
-        </w:rPr>
-        <w:t xml:space="preserve">D)  27</w:t>
-      </w:r>
-    </w:p>
-    <w:p>
-      <w:pPr>
-        <w:spacing w:after="20"/>
-      </w:pPr>
-      <w:r>
-        <w:t xml:space="preserve"/>
-      </w:r>
-    </w:p>
-    <w:tbl>
-      <w:tblPr>
-        <w:tblW w:type="pct" w:w="100%"/>
-        <w:tblBorders>
-          <w:top w:val="single" w:color="C7D2DD" w:sz="6"/>
-          <w:left w:val="single" w:color="C7D2DD" w:sz="6"/>
-          <w:bottom w:val="single" w:color="C7D2DD" w:sz="6"/>
-          <w:right w:val="single" w:color="C7D2DD" w:sz="6"/>
-          <w:insideH w:val="single" w:color="auto" w:sz="4"/>
-          <w:insideV w:val="single" w:color="auto" w:sz="4"/>
-        </w:tblBorders>
-      </w:tblPr>
-      <w:tblGrid>
-        <w:gridCol w:w="100"/>
-      </w:tblGrid>
-      <w:tr>
-        <w:tc>
-          <w:tcPr>
-            <w:shd w:fill="FBF3E2" w:color="auto" w:val="clear"/>
-            <w:tcMar>
-              <w:top w:type="dxa" w:w="60"/>
-              <w:left w:type="dxa" w:w="120"/>
-              <w:bottom w:type="dxa" w:w="60"/>
-              <w:right w:type="dxa" w:w="120"/>
-            </w:tcMar>
-          </w:tcPr>
-          <w:p>
-            <w:pPr>
-              <w:spacing w:after="0" w:line="320"/>
-            </w:pPr>
-            <w:r>
-              <w:t xml:space="preserve"/>
-            </w:r>
-          </w:p>
-          <w:p>
-            <w:pPr>
-              <w:spacing w:after="0" w:line="320"/>
-            </w:pPr>
-            <w:r>
-              <w:t xml:space="preserve"/>
-            </w:r>
-          </w:p>
-        </w:tc>
-      </w:tr>
-    </w:tbl>
-    <w:p>
-      <w:pPr>
-        <w:keepNext/>
-        <w:spacing w:after="60" w:before="160"/>
-      </w:pPr>
-      <w:r>
-        <w:rPr>
-          <w:b/>
-          <w:bCs/>
-          <w:color w:val="12355B"/>
-          <w:sz w:val="22"/>
-          <w:szCs w:val="22"/>
-        </w:rPr>
-        <w:t xml:space="preserve">4.  </w:t>
-      </w:r>
-      <w:r>
-        <w:rPr>
-          <w:b/>
-          <w:bCs/>
-          <w:sz w:val="21"/>
-          <w:szCs w:val="21"/>
-        </w:rPr>
-        <w:t xml:space="preserve">A synth pattern repeats 7 × 7 × 7. How do you write that as a power?</w:t>
-      </w:r>
-    </w:p>
-    <w:p>
-      <w:pPr>
-        <w:spacing w:after="40"/>
-        <w:ind w:left="420"/>
-      </w:pPr>
-      <w:r>
-        <w:rPr>
-          <w:sz w:val="20"/>
-          <w:szCs w:val="20"/>
-        </w:rPr>
-        <w:t xml:space="preserve">A)  7³</w:t>
-      </w:r>
-    </w:p>
-    <w:p>
-      <w:pPr>
-        <w:spacing w:after="40"/>
-        <w:ind w:left="420"/>
-      </w:pPr>
-      <w:r>
-        <w:rPr>
-          <w:sz w:val="20"/>
-          <w:szCs w:val="20"/>
-        </w:rPr>
-        <w:t xml:space="preserve">B)  3⁷</w:t>
-      </w:r>
-    </w:p>
-    <w:p>
-      <w:pPr>
-        <w:spacing w:after="40"/>
-        <w:ind w:left="420"/>
-      </w:pPr>
-      <w:r>
-        <w:rPr>
-          <w:sz w:val="20"/>
-          <w:szCs w:val="20"/>
-        </w:rPr>
-        <w:t xml:space="preserve">C)  7 × 3</w:t>
-      </w:r>
-    </w:p>
-    <w:p>
-      <w:pPr>
-        <w:spacing w:after="40"/>
-        <w:ind w:left="420"/>
-      </w:pPr>
-      <w:r>
-        <w:rPr>
-          <w:sz w:val="20"/>
-          <w:szCs w:val="20"/>
-        </w:rPr>
-        <w:t xml:space="preserve">D)  21³</w:t>
-      </w:r>
-    </w:p>
-    <w:p>
-      <w:pPr>
-        <w:spacing w:after="20"/>
-      </w:pPr>
-      <w:r>
-        <w:t xml:space="preserve"/>
-      </w:r>
-    </w:p>
-    <w:tbl>
-      <w:tblPr>
-        <w:tblW w:type="pct" w:w="100%"/>
-        <w:tblBorders>
-          <w:top w:val="single" w:color="C7D2DD" w:sz="6"/>
-          <w:left w:val="single" w:color="C7D2DD" w:sz="6"/>
-          <w:bottom w:val="single" w:color="C7D2DD" w:sz="6"/>
-          <w:right w:val="single" w:color="C7D2DD" w:sz="6"/>
-          <w:insideH w:val="single" w:color="auto" w:sz="4"/>
-          <w:insideV w:val="single" w:color="auto" w:sz="4"/>
-        </w:tblBorders>
-      </w:tblPr>
-      <w:tblGrid>
-        <w:gridCol w:w="100"/>
-      </w:tblGrid>
-      <w:tr>
-        <w:tc>
-          <w:tcPr>
-            <w:shd w:fill="FBF3E2" w:color="auto" w:val="clear"/>
-            <w:tcMar>
-              <w:top w:type="dxa" w:w="60"/>
-              <w:left w:type="dxa" w:w="120"/>
-              <w:bottom w:type="dxa" w:w="60"/>
-              <w:right w:type="dxa" w:w="120"/>
-            </w:tcMar>
-          </w:tcPr>
-          <w:p>
-            <w:pPr>
-              <w:spacing w:after="0" w:line="320"/>
-            </w:pPr>
-            <w:r>
-              <w:t xml:space="preserve"/>
-            </w:r>
-          </w:p>
-          <w:p>
-            <w:pPr>
-              <w:spacing w:after="0" w:line="320"/>
-            </w:pPr>
-            <w:r>
-              <w:t xml:space="preserve"/>
-            </w:r>
-          </w:p>
-        </w:tc>
-      </w:tr>
-    </w:tbl>
-    <w:p>
-      <w:pPr>
         <w:pStyle w:val="Heading1"/>
         <w:pageBreakBefore/>
         <w:pBdr>
@@ -3303,48 +2717,6 @@
     </w:p>
     <w:p>
       <w:pPr>
-        <w:spacing w:after="80"/>
-      </w:pPr>
-      <w:r>
-        <w:rPr>
-          <w:b/>
-          <w:bCs/>
-          <w:sz w:val="21"/>
-          <w:szCs w:val="21"/>
-        </w:rPr>
-        <w:t xml:space="preserve">Notes 5:  </w:t>
-      </w:r>
-      <w:r>
-        <w:rPr>
-          <w:sz w:val="21"/>
-          <w:szCs w:val="21"/>
-        </w:rPr>
-        <w:t xml:space="preserve">Coefficient</w:t>
-      </w:r>
-    </w:p>
-    <w:p>
-      <w:pPr>
-        <w:spacing w:after="80"/>
-      </w:pPr>
-      <w:r>
-        <w:rPr>
-          <w:b/>
-          <w:bCs/>
-          <w:sz w:val="21"/>
-          <w:szCs w:val="21"/>
-        </w:rPr>
-        <w:t xml:space="preserve">Notes 6:  </w:t>
-      </w:r>
-      <w:r>
-        <w:rPr>
-          <w:sz w:val="21"/>
-          <w:szCs w:val="21"/>
-        </w:rPr>
-        <w:t xml:space="preserve">Like terms</w:t>
-      </w:r>
-    </w:p>
-    <w:p>
-      <w:pPr>
         <w:pStyle w:val="Heading2"/>
         <w:spacing w:after="80" w:before="180"/>
       </w:pPr>
@@ -3419,23 +2791,17 @@
     </w:p>
     <w:p>
       <w:pPr>
-        <w:spacing w:after="80"/>
-      </w:pPr>
-      <w:r>
-        <w:rPr>
-          <w:b/>
-          <w:bCs/>
-          <w:sz w:val="21"/>
-          <w:szCs w:val="21"/>
-        </w:rPr>
-        <w:t xml:space="preserve">1.  </w:t>
-      </w:r>
-      <w:r>
-        <w:rPr>
-          <w:sz w:val="21"/>
-          <w:szCs w:val="21"/>
-        </w:rPr>
-        <w:t xml:space="preserve">A)  5 × 5 × 5</w:t>
+        <w:spacing w:after="100"/>
+      </w:pPr>
+      <w:r>
+        <w:rPr>
+          <w:b/>
+          <w:bCs/>
+          <w:color w:val="B97A12"/>
+          <w:sz w:val="20"/>
+          <w:szCs w:val="20"/>
+        </w:rPr>
+        <w:t xml:space="preserve">Watch for this mistake:  </w:t>
       </w:r>
       <w:r>
         <w:rPr>
@@ -3445,7 +2811,23 @@
           <w:sz w:val="19"/>
           <w:szCs w:val="19"/>
         </w:rPr>
-        <w:t xml:space="preserve">  — 5³ means use 5 as a factor 3 times: 5 × 5 × 5. The exponent tells how many times to multiply, not what to multiply by.</w:t>
+        <w:t xml:space="preserve">A common mistake in Powers and Exponents is multiplying the base by the exponent instead of using the base as a repeated factor — for example, thinking 2³ = 2 × 3 = 6 instead of 2³ = 2 × 2 × 2 = 8. Before you submit, rewrite the power as repeated multiplication first, then multiply step by step.</w:t>
+      </w:r>
+    </w:p>
+    <w:p>
+      <w:pPr>
+        <w:pStyle w:val="Heading2"/>
+        <w:spacing w:after="80" w:before="180"/>
+      </w:pPr>
+      <w:r>
+        <w:rPr>
+          <w:b/>
+          <w:bCs/>
+          <w:color w:val="12355B"/>
+          <w:sz w:val="24"/>
+          <w:szCs w:val="24"/>
+        </w:rPr>
+        <w:t xml:space="preserve">Level 1 Support</w:t>
       </w:r>
     </w:p>
     <w:p>
@@ -3459,14 +2841,14 @@
           <w:sz w:val="21"/>
           <w:szCs w:val="21"/>
         </w:rPr>
-        <w:t xml:space="preserve">2.  </w:t>
-      </w:r>
-      <w:r>
-        <w:rPr>
-          <w:sz w:val="21"/>
-          <w:szCs w:val="21"/>
-        </w:rPr>
-        <w:t xml:space="preserve">A)  108</w:t>
+        <w:t xml:space="preserve">1.  </w:t>
+      </w:r>
+      <w:r>
+        <w:rPr>
+          <w:sz w:val="21"/>
+          <w:szCs w:val="21"/>
+        </w:rPr>
+        <w:t xml:space="preserve">A)  5 × 5 × 5</w:t>
       </w:r>
       <w:r>
         <w:rPr>
@@ -3476,7 +2858,7 @@
           <w:sz w:val="19"/>
           <w:szCs w:val="19"/>
         </w:rPr>
-        <w:t xml:space="preserve">  — 4 + 2 = 6. 6² = 36. 3 × 36 = 108.</w:t>
+        <w:t xml:space="preserve">  — 5³ means use 5 as a factor 3 times: 5 × 5 × 5. The exponent tells how many times to multiply, not what to multiply by.</w:t>
       </w:r>
     </w:p>
     <w:p>
@@ -3490,14 +2872,14 @@
           <w:sz w:val="21"/>
           <w:szCs w:val="21"/>
         </w:rPr>
-        <w:t xml:space="preserve">3.  </w:t>
-      </w:r>
-      <w:r>
-        <w:rPr>
-          <w:sz w:val="21"/>
-          <w:szCs w:val="21"/>
-        </w:rPr>
-        <w:t xml:space="preserve">A)  81</w:t>
+        <w:t xml:space="preserve">2.  </w:t>
+      </w:r>
+      <w:r>
+        <w:rPr>
+          <w:sz w:val="21"/>
+          <w:szCs w:val="21"/>
+        </w:rPr>
+        <w:t xml:space="preserve">A)  108</w:t>
       </w:r>
       <w:r>
         <w:rPr>
@@ -3507,7 +2889,23 @@
           <w:sz w:val="19"/>
           <w:szCs w:val="19"/>
         </w:rPr>
-        <w:t xml:space="preserve">  — 3⁴ means use 3 as a factor 4 times: 3 × 3 × 3 × 3 = 81. It is NOT 3 × 4 = 12.</w:t>
+        <w:t xml:space="preserve">  — 4 + 2 = 6. 6² = 36. 3 × 36 = 108.</w:t>
+      </w:r>
+    </w:p>
+    <w:p>
+      <w:pPr>
+        <w:pStyle w:val="Heading2"/>
+        <w:spacing w:after="80" w:before="180"/>
+      </w:pPr>
+      <w:r>
+        <w:rPr>
+          <w:b/>
+          <w:bCs/>
+          <w:color w:val="12355B"/>
+          <w:sz w:val="24"/>
+          <w:szCs w:val="24"/>
+        </w:rPr>
+        <w:t xml:space="preserve">Exit Ticket</w:t>
       </w:r>
     </w:p>
     <w:p>
@@ -3516,19 +2914,10 @@
       </w:pPr>
       <w:r>
         <w:rPr>
-          <w:b/>
-          <w:bCs/>
-          <w:sz w:val="21"/>
-          <w:szCs w:val="21"/>
-        </w:rPr>
-        <w:t xml:space="preserve">4.  </w:t>
-      </w:r>
-      <w:r>
-        <w:rPr>
-          <w:sz w:val="21"/>
-          <w:szCs w:val="21"/>
-        </w:rPr>
-        <w:t xml:space="preserve">A)  7³</w:t>
+          <w:sz w:val="21"/>
+          <w:szCs w:val="21"/>
+        </w:rPr>
+        <w:t xml:space="preserve">A)  81</w:t>
       </w:r>
       <w:r>
         <w:rPr>
@@ -3538,45 +2927,7 @@
           <w:sz w:val="19"/>
           <w:szCs w:val="19"/>
         </w:rPr>
-        <w:t xml:space="preserve">  — The base 7 is used as a factor 3 times, so the power is 7³. 7³ = 7 × 7 × 7 = 343.</w:t>
-      </w:r>
-    </w:p>
-    <w:p>
-      <w:pPr>
-        <w:pStyle w:val="Heading2"/>
-        <w:spacing w:after="80" w:before="180"/>
-      </w:pPr>
-      <w:r>
-        <w:rPr>
-          <w:b/>
-          <w:bCs/>
-          <w:color w:val="12355B"/>
-          <w:sz w:val="24"/>
-          <w:szCs w:val="24"/>
-        </w:rPr>
-        <w:t xml:space="preserve">Exit Ticket</w:t>
-      </w:r>
-    </w:p>
-    <w:p>
-      <w:pPr>
-        <w:spacing w:after="80"/>
-      </w:pPr>
-      <w:r>
-        <w:rPr>
-          <w:sz w:val="21"/>
-          <w:szCs w:val="21"/>
-        </w:rPr>
-        <w:t xml:space="preserve">A)  81</w:t>
-      </w:r>
-      <w:r>
-        <w:rPr>
-          <w:i/>
-          <w:iCs/>
-          <w:color w:val="5F6F80"/>
-          <w:sz w:val="19"/>
-          <w:szCs w:val="19"/>
-        </w:rPr>
-        <w:t xml:space="preserve">  — 3⁴ = 3 × 3 × 3 × 3 = 81.</w:t>
+        <w:t xml:space="preserve">  — 3⁴ means use 3 as a factor 4 times: 3 × 3 × 3 × 3 = 81. Choosing 12 means you multiplied the base by the exponent (3 × 4) instead of repeating the base as a factor. Choosing 34 means you just wrote the base and exponent digits side by side instead of evaluating. Choosing 64 mixes up this base and exponent with 4³ (4 × 4 × 4 = 64).</w:t>
       </w:r>
     </w:p>
     <w:sectPr>

--- a/lessons/6-1/downloads/6-1-notes-teacher.docx
+++ b/lessons/6-1/downloads/6-1-notes-teacher.docx
@@ -1071,7 +1071,22 @@
           <w:sz w:val="30"/>
           <w:szCs w:val="30"/>
         </w:rPr>
-        <w:t xml:space="preserve">Worked Example</w:t>
+        <w:t xml:space="preserve">Write About the Math</w:t>
+      </w:r>
+    </w:p>
+    <w:p>
+      <w:pPr>
+        <w:spacing w:after="100"/>
+      </w:pPr>
+      <w:r>
+        <w:rPr>
+          <w:i/>
+          <w:iCs/>
+          <w:color w:val="5F6F80"/>
+          <w:sz w:val="19"/>
+          <w:szCs w:val="19"/>
+        </w:rPr>
+        <w:t xml:space="preserve">Use the support level you need. Every level answers the same math question.</w:t>
       </w:r>
     </w:p>
     <w:p>
@@ -1087,17 +1102,17 @@
           <w:sz w:val="24"/>
           <w:szCs w:val="24"/>
         </w:rPr>
-        <w:t xml:space="preserve">Watch &amp; Read</w:t>
-      </w:r>
-      <w:r>
-        <w:rPr>
-          <w:i/>
-          <w:iCs/>
-          <w:color w:val="1FA6A2"/>
-          <w:sz w:val="19"/>
-          <w:szCs w:val="19"/>
-        </w:rPr>
-        <w:t xml:space="preserve">   I Do — follow along with your teacher</w:t>
+        <w:t xml:space="preserve">1. Understand the Question</w:t>
+      </w:r>
+      <w:r>
+        <w:rPr>
+          <w:i/>
+          <w:iCs/>
+          <w:color w:val="B97A12"/>
+          <w:sz w:val="19"/>
+          <w:szCs w:val="19"/>
+        </w:rPr>
+        <w:t xml:space="preserve">   explain</w:t>
       </w:r>
     </w:p>
     <w:tbl>
@@ -1132,25 +1147,317 @@
             </w:pPr>
             <w:r>
               <w:rPr>
+                <w:color w:val="1A2733"/>
+                <w:sz w:val="21"/>
+                <w:szCs w:val="21"/>
+              </w:rPr>
+              <w:t xml:space="preserve">Look at the table: when the exponent goes up by 1 (like from 2³ to 2⁴), what happens to the value, and why?</w:t>
+            </w:r>
+          </w:p>
+          <w:p>
+            <w:pPr>
+              <w:spacing w:after="0"/>
+            </w:pPr>
+            <w:r>
+              <w:rPr>
                 <w:b/>
                 <w:bCs/>
                 <w:color w:val="12355B"/>
-                <w:sz w:val="22"/>
-                <w:szCs w:val="22"/>
+                <w:sz w:val="20"/>
+                <w:szCs w:val="20"/>
               </w:rPr>
-              <w:t xml:space="preserve">Sound Check</w:t>
-            </w:r>
-          </w:p>
-          <w:p>
-            <w:pPr>
-              <w:spacing w:after="0"/>
-            </w:pPr>
+              <w:t xml:space="preserve">Your job:  </w:t>
+            </w:r>
             <w:r>
               <w:rPr>
+                <w:sz w:val="20"/>
+                <w:szCs w:val="20"/>
+              </w:rPr>
+              <w:t xml:space="preserve">Answer the question. Use math evidence. Explain how the evidence proves your answer.</w:t>
+            </w:r>
+            <w:r>
+              <w:rPr>
+                <w:i/>
+                <w:iCs/>
+                <w:color w:val="5F6F80"/>
+                <w:sz w:val="18"/>
+                <w:szCs w:val="18"/>
+              </w:rPr>
+              <w:br/>
+              <w:t xml:space="preserve">Responde la pregunta. Usa evidencia matemática. Explica cómo la evidencia demuestra tu respuesta.</w:t>
+            </w:r>
+          </w:p>
+        </w:tc>
+      </w:tr>
+    </w:tbl>
+    <w:p>
+      <w:pPr>
+        <w:pStyle w:val="Heading2"/>
+        <w:spacing w:after="80" w:before="180"/>
+      </w:pPr>
+      <w:r>
+        <w:rPr>
+          <w:b/>
+          <w:bCs/>
+          <w:color w:val="12355B"/>
+          <w:sz w:val="24"/>
+          <w:szCs w:val="24"/>
+        </w:rPr>
+        <w:t xml:space="preserve">2. Plan Your Math Words</w:t>
+      </w:r>
+      <w:r>
+        <w:rPr>
+          <w:i/>
+          <w:iCs/>
+          <w:color w:val="1FA6A2"/>
+          <w:sz w:val="19"/>
+          <w:szCs w:val="19"/>
+        </w:rPr>
+        <w:t xml:space="preserve">   check at least two</w:t>
+      </w:r>
+    </w:p>
+    <w:p>
+      <w:pPr>
+        <w:spacing w:after="60"/>
+      </w:pPr>
+      <w:r>
+        <w:rPr>
+          <w:b/>
+          <w:bCs/>
+          <w:color w:val="1FA6A2"/>
+          <w:sz w:val="22"/>
+          <w:szCs w:val="22"/>
+        </w:rPr>
+        <w:t xml:space="preserve">☐  </w:t>
+      </w:r>
+      <w:r>
+        <w:rPr>
+          <w:b/>
+          <w:bCs/>
+          <w:color w:val="12355B"/>
+          <w:sz w:val="20"/>
+          <w:szCs w:val="20"/>
+        </w:rPr>
+        <w:t xml:space="preserve">Exponent — </w:t>
+      </w:r>
+      <w:r>
+        <w:rPr>
+          <w:sz w:val="20"/>
+          <w:szCs w:val="20"/>
+        </w:rPr>
+        <w:t xml:space="preserve">A small number that tells how many times to multiply the number by itself.</w:t>
+      </w:r>
+      <w:r>
+        <w:rPr>
+          <w:i/>
+          <w:iCs/>
+          <w:color w:val="5F6F80"/>
+          <w:sz w:val="18"/>
+          <w:szCs w:val="18"/>
+        </w:rPr>
+        <w:br/>
+        <w:t xml:space="preserve">Exponente — Un número pequeño que dice cuántas veces multiplicar el número por sí mismo.</w:t>
+      </w:r>
+    </w:p>
+    <w:p>
+      <w:pPr>
+        <w:spacing w:after="60"/>
+      </w:pPr>
+      <w:r>
+        <w:rPr>
+          <w:b/>
+          <w:bCs/>
+          <w:color w:val="1FA6A2"/>
+          <w:sz w:val="22"/>
+          <w:szCs w:val="22"/>
+        </w:rPr>
+        <w:t xml:space="preserve">☐  </w:t>
+      </w:r>
+      <w:r>
+        <w:rPr>
+          <w:b/>
+          <w:bCs/>
+          <w:color w:val="12355B"/>
+          <w:sz w:val="20"/>
+          <w:szCs w:val="20"/>
+        </w:rPr>
+        <w:t xml:space="preserve">Base — </w:t>
+      </w:r>
+      <w:r>
+        <w:rPr>
+          <w:sz w:val="20"/>
+          <w:szCs w:val="20"/>
+        </w:rPr>
+        <w:t xml:space="preserve">The number that gets multiplied by itself.</w:t>
+      </w:r>
+      <w:r>
+        <w:rPr>
+          <w:i/>
+          <w:iCs/>
+          <w:color w:val="5F6F80"/>
+          <w:sz w:val="18"/>
+          <w:szCs w:val="18"/>
+        </w:rPr>
+        <w:br/>
+        <w:t xml:space="preserve">Base — El número que se multiplica por sí mismo.</w:t>
+      </w:r>
+    </w:p>
+    <w:p>
+      <w:pPr>
+        <w:spacing w:after="60"/>
+      </w:pPr>
+      <w:r>
+        <w:rPr>
+          <w:b/>
+          <w:bCs/>
+          <w:color w:val="1FA6A2"/>
+          <w:sz w:val="22"/>
+          <w:szCs w:val="22"/>
+        </w:rPr>
+        <w:t xml:space="preserve">☐  </w:t>
+      </w:r>
+      <w:r>
+        <w:rPr>
+          <w:b/>
+          <w:bCs/>
+          <w:color w:val="12355B"/>
+          <w:sz w:val="20"/>
+          <w:szCs w:val="20"/>
+        </w:rPr>
+        <w:t xml:space="preserve">Power — </w:t>
+      </w:r>
+      <w:r>
+        <w:rPr>
+          <w:sz w:val="20"/>
+          <w:szCs w:val="20"/>
+        </w:rPr>
+        <w:t xml:space="preserve">A number written with a base and an exponent, like 2³.</w:t>
+      </w:r>
+      <w:r>
+        <w:rPr>
+          <w:i/>
+          <w:iCs/>
+          <w:color w:val="5F6F80"/>
+          <w:sz w:val="18"/>
+          <w:szCs w:val="18"/>
+        </w:rPr>
+        <w:br/>
+        <w:t xml:space="preserve">Potencia — Un número escrito con una base y un exponente, como 2³.</w:t>
+      </w:r>
+    </w:p>
+    <w:p>
+      <w:pPr>
+        <w:spacing w:after="60"/>
+      </w:pPr>
+      <w:r>
+        <w:rPr>
+          <w:b/>
+          <w:bCs/>
+          <w:color w:val="1FA6A2"/>
+          <w:sz w:val="22"/>
+          <w:szCs w:val="22"/>
+        </w:rPr>
+        <w:t xml:space="preserve">☐  </w:t>
+      </w:r>
+      <w:r>
+        <w:rPr>
+          <w:b/>
+          <w:bCs/>
+          <w:color w:val="12355B"/>
+          <w:sz w:val="20"/>
+          <w:szCs w:val="20"/>
+        </w:rPr>
+        <w:t xml:space="preserve">Evaluate — </w:t>
+      </w:r>
+      <w:r>
+        <w:rPr>
+          <w:sz w:val="20"/>
+          <w:szCs w:val="20"/>
+        </w:rPr>
+        <w:t xml:space="preserve">To find the value of an expression.</w:t>
+      </w:r>
+      <w:r>
+        <w:rPr>
+          <w:i/>
+          <w:iCs/>
+          <w:color w:val="5F6F80"/>
+          <w:sz w:val="18"/>
+          <w:szCs w:val="18"/>
+        </w:rPr>
+        <w:br/>
+        <w:t xml:space="preserve">Evaluar — Encontrar el valor de una expresión.</w:t>
+      </w:r>
+    </w:p>
+    <w:tbl>
+      <w:tblPr>
+        <w:tblW w:type="pct" w:w="100%"/>
+        <w:tblBorders>
+          <w:top w:val="single" w:color="1FA6A2" w:sz="8"/>
+          <w:left w:val="single" w:color="1FA6A2" w:sz="8"/>
+          <w:bottom w:val="single" w:color="1FA6A2" w:sz="8"/>
+          <w:right w:val="single" w:color="1FA6A2" w:sz="8"/>
+          <w:insideH w:val="single" w:color="auto" w:sz="4"/>
+          <w:insideV w:val="single" w:color="auto" w:sz="4"/>
+        </w:tblBorders>
+      </w:tblPr>
+      <w:tblGrid>
+        <w:gridCol w:w="100"/>
+      </w:tblGrid>
+      <w:tr>
+        <w:tc>
+          <w:tcPr>
+            <w:shd w:fill="F7FFFD" w:color="auto" w:val="clear"/>
+            <w:tcMar>
+              <w:top w:type="dxa" w:w="120"/>
+              <w:left w:type="dxa" w:w="180"/>
+              <w:bottom w:type="dxa" w:w="120"/>
+              <w:right w:type="dxa" w:w="180"/>
+            </w:tcMar>
+          </w:tcPr>
+          <w:p>
+            <w:pPr>
+              <w:spacing w:after="50"/>
+            </w:pPr>
+            <w:r>
+              <w:rPr>
+                <w:b/>
+                <w:bCs/>
+                <w:color w:val="1FA6A2"/>
+                <w:sz w:val="20"/>
+                <w:szCs w:val="20"/>
+              </w:rPr>
+              <w:t xml:space="preserve">Say it first:  </w:t>
+            </w:r>
+            <w:r>
+              <w:rPr>
+                <w:sz w:val="20"/>
+                <w:szCs w:val="20"/>
+              </w:rPr>
+              <w:t xml:space="preserve">Say your idea to a partner or quietly to yourself before you write.</w:t>
+            </w:r>
+          </w:p>
+          <w:p>
+            <w:pPr>
+              <w:spacing w:after="60"/>
+            </w:pPr>
+            <w:r>
+              <w:rPr>
+                <w:color w:val="1A2733"/>
                 <w:sz w:val="21"/>
                 <w:szCs w:val="21"/>
               </w:rPr>
-              <w:t xml:space="preserve">You're a sound engineer at a music studio. Each time you flip a switch, the volume doubles. The starting volume is 1 unit. After flipping the switch 3 times, the volume is 2³ = 2 × 2 × 2 = 8 units — that's 8 times louder! How loud does it get after more flips?</w:t>
+              <w:t xml:space="preserve">When the exponent increases by 1, the value is multiplied by ___.</w:t>
+            </w:r>
+            <w:r>
+              <w:rPr>
+                <w:i/>
+                <w:iCs/>
+                <w:color w:val="5F6F80"/>
+                <w:sz w:val="19"/>
+                <w:szCs w:val="19"/>
+              </w:rPr>
+              <w:br/>
+              <w:t xml:space="preserve">Cuando el exponente aumenta en 1, el valor se multiplica por ___.</w:t>
             </w:r>
           </w:p>
         </w:tc>
@@ -1158,94 +1465,6 @@
     </w:tbl>
     <w:p>
       <w:pPr>
-        <w:spacing w:after="80"/>
-      </w:pPr>
-      <w:r>
-        <w:t xml:space="preserve"/>
-      </w:r>
-    </w:p>
-    <w:p>
-      <w:pPr>
-        <w:spacing w:after="50" w:before="60"/>
-      </w:pPr>
-      <w:r>
-        <w:rPr>
-          <w:b/>
-          <w:bCs/>
-          <w:color w:val="12355B"/>
-          <w:sz w:val="21"/>
-          <w:szCs w:val="21"/>
-        </w:rPr>
-        <w:t xml:space="preserve">Think about:</w:t>
-      </w:r>
-    </w:p>
-    <w:p>
-      <w:pPr>
-        <w:spacing w:after="40"/>
-        <w:ind w:left="300"/>
-      </w:pPr>
-      <w:r>
-        <w:rPr>
-          <w:sz w:val="20"/>
-          <w:szCs w:val="20"/>
-        </w:rPr>
-        <w:t xml:space="preserve">•  What happens to the volume each time you flip a switch?</w:t>
-      </w:r>
-    </w:p>
-    <w:p>
-      <w:pPr>
-        <w:spacing w:after="40"/>
-        <w:ind w:left="300"/>
-      </w:pPr>
-      <w:r>
-        <w:rPr>
-          <w:sz w:val="20"/>
-          <w:szCs w:val="20"/>
-        </w:rPr>
-        <w:t xml:space="preserve">•  Why is 2³ equal to 8, not 6?</w:t>
-      </w:r>
-    </w:p>
-    <w:p>
-      <w:pPr>
-        <w:spacing w:after="40"/>
-        <w:ind w:left="300"/>
-      </w:pPr>
-      <w:r>
-        <w:rPr>
-          <w:sz w:val="20"/>
-          <w:szCs w:val="20"/>
-        </w:rPr>
-        <w:t xml:space="preserve">•  How is repeated multiplication different from repeated addition?</w:t>
-      </w:r>
-    </w:p>
-    <w:p>
-      <w:pPr>
-        <w:spacing w:after="40"/>
-        <w:ind w:left="300"/>
-      </w:pPr>
-      <w:r>
-        <w:rPr>
-          <w:sz w:val="20"/>
-          <w:szCs w:val="20"/>
-        </w:rPr>
-        <w:t xml:space="preserve">•  What if the volume tripled each time instead of doubled?</w:t>
-      </w:r>
-    </w:p>
-    <w:p>
-      <w:pPr>
-        <w:spacing w:after="40"/>
-        <w:ind w:left="300"/>
-      </w:pPr>
-      <w:r>
-        <w:rPr>
-          <w:sz w:val="20"/>
-          <w:szCs w:val="20"/>
-        </w:rPr>
-        <w:t xml:space="preserve">•  How many flips would it take to reach over 1,000 volume units?</w:t>
-      </w:r>
-    </w:p>
-    <w:p>
-      <w:pPr>
         <w:pStyle w:val="Heading2"/>
         <w:spacing w:after="80" w:before="180"/>
       </w:pPr>
@@ -1257,348 +1476,17 @@
           <w:sz w:val="24"/>
           <w:szCs w:val="24"/>
         </w:rPr>
-        <w:t xml:space="preserve">Solved Example</w:t>
-      </w:r>
-      <w:r>
-        <w:rPr>
-          <w:i/>
-          <w:iCs/>
-          <w:color w:val="1FA6A2"/>
-          <w:sz w:val="19"/>
-          <w:szCs w:val="19"/>
-        </w:rPr>
-        <w:t xml:space="preserve">   I Do — watch each step</w:t>
-      </w:r>
-    </w:p>
-    <w:p>
-      <w:pPr>
-        <w:keepNext/>
-        <w:spacing w:after="40"/>
-      </w:pPr>
-      <w:r>
-        <w:rPr>
-          <w:b/>
-          <w:bCs/>
-          <w:color w:val="12355B"/>
-          <w:sz w:val="21"/>
-          <w:szCs w:val="21"/>
-        </w:rPr>
-        <w:t xml:space="preserve">Problem:  </w:t>
-      </w:r>
-      <w:r>
-        <w:rPr>
-          <w:sz w:val="21"/>
-          <w:szCs w:val="21"/>
-        </w:rPr>
-        <w:t xml:space="preserve">What is the value of 4³?</w:t>
-      </w:r>
-    </w:p>
-    <w:p>
-      <w:pPr>
-        <w:spacing w:after="30"/>
-        <w:ind w:left="420"/>
-      </w:pPr>
-      <w:r>
-        <w:rPr>
-          <w:sz w:val="20"/>
-          <w:szCs w:val="20"/>
-        </w:rPr>
-        <w:t xml:space="preserve">A)  64</w:t>
-      </w:r>
-    </w:p>
-    <w:p>
-      <w:pPr>
-        <w:spacing w:after="30"/>
-        <w:ind w:left="420"/>
-      </w:pPr>
-      <w:r>
-        <w:rPr>
-          <w:sz w:val="20"/>
-          <w:szCs w:val="20"/>
-        </w:rPr>
-        <w:t xml:space="preserve">B)  12</w:t>
-      </w:r>
-    </w:p>
-    <w:p>
-      <w:pPr>
-        <w:spacing w:after="30"/>
-        <w:ind w:left="420"/>
-      </w:pPr>
-      <w:r>
-        <w:rPr>
-          <w:sz w:val="20"/>
-          <w:szCs w:val="20"/>
-        </w:rPr>
-        <w:t xml:space="preserve">C)  43</w:t>
-      </w:r>
-    </w:p>
-    <w:p>
-      <w:pPr>
-        <w:spacing w:after="30"/>
-        <w:ind w:left="420"/>
-      </w:pPr>
-      <w:r>
-        <w:rPr>
-          <w:sz w:val="20"/>
-          <w:szCs w:val="20"/>
-        </w:rPr>
-        <w:t xml:space="preserve">D)  7</w:t>
-      </w:r>
-    </w:p>
-    <w:p>
-      <w:pPr>
-        <w:spacing w:after="20" w:before="50"/>
-      </w:pPr>
-      <w:r>
-        <w:rPr>
-          <w:b/>
-          <w:bCs/>
-          <w:color w:val="1FA6A2"/>
-          <w:sz w:val="21"/>
-          <w:szCs w:val="21"/>
-        </w:rPr>
-        <w:t xml:space="preserve">Step 1:  </w:t>
-      </w:r>
-      <w:r>
-        <w:rPr>
-          <w:sz w:val="21"/>
-          <w:szCs w:val="21"/>
-        </w:rPr>
-        <w:t xml:space="preserve">4³ = 4 × 4 × 4 = 64.</w:t>
-      </w:r>
-    </w:p>
-    <w:p>
-      <w:pPr>
-        <w:spacing w:after="40" w:before="60"/>
-      </w:pPr>
-      <w:r>
-        <w:rPr>
-          <w:b/>
-          <w:bCs/>
-          <w:color w:val="12355B"/>
-          <w:sz w:val="21"/>
-          <w:szCs w:val="21"/>
-        </w:rPr>
-        <w:t xml:space="preserve">Answer:  </w:t>
-      </w:r>
-      <w:r>
-        <w:rPr>
-          <w:b/>
-          <w:bCs/>
-          <w:sz w:val="21"/>
-          <w:szCs w:val="21"/>
-        </w:rPr>
-        <w:t xml:space="preserve">A. 64</w:t>
-      </w:r>
-    </w:p>
-    <w:p>
-      <w:pPr>
-        <w:pStyle w:val="Heading1"/>
-        <w:pageBreakBefore/>
-        <w:pBdr>
-          <w:bottom w:val="single" w:color="1FA6A2" w:sz="14" w:space="6"/>
-        </w:pBdr>
-        <w:spacing w:after="140" w:before="0"/>
-      </w:pPr>
-      <w:r>
-        <w:rPr>
-          <w:b/>
-          <w:bCs/>
-          <w:color w:val="12355B"/>
-          <w:sz w:val="30"/>
-          <w:szCs w:val="30"/>
-        </w:rPr>
-        <w:t xml:space="preserve">Guided Practice</w:t>
-      </w:r>
-    </w:p>
-    <w:p>
-      <w:pPr>
-        <w:pStyle w:val="Heading2"/>
-        <w:spacing w:after="80" w:before="180"/>
-      </w:pPr>
-      <w:r>
-        <w:rPr>
-          <w:b/>
-          <w:bCs/>
-          <w:color w:val="12355B"/>
-          <w:sz w:val="24"/>
-          <w:szCs w:val="24"/>
-        </w:rPr>
-        <w:t xml:space="preserve">Solve Together</w:t>
-      </w:r>
-      <w:r>
-        <w:rPr>
-          <w:i/>
-          <w:iCs/>
-          <w:color w:val="6B4FA0"/>
-          <w:sz w:val="19"/>
-          <w:szCs w:val="19"/>
-        </w:rPr>
-        <w:t xml:space="preserve">   We Do — work with your class</w:t>
-      </w:r>
-    </w:p>
-    <w:p>
-      <w:pPr>
-        <w:keepNext/>
-        <w:spacing w:after="40" w:before="40"/>
-      </w:pPr>
-      <w:r>
-        <w:rPr>
-          <w:b/>
-          <w:bCs/>
-          <w:color w:val="12355B"/>
-          <w:sz w:val="21"/>
-          <w:szCs w:val="21"/>
-        </w:rPr>
-        <w:t xml:space="preserve">Problem:  </w:t>
-      </w:r>
-      <w:r>
-        <w:rPr>
-          <w:sz w:val="21"/>
-          <w:szCs w:val="21"/>
-        </w:rPr>
-        <w:t xml:space="preserve">What is the value of 6²?</w:t>
-      </w:r>
-    </w:p>
-    <w:p>
-      <w:pPr>
-        <w:spacing w:after="30"/>
-        <w:ind w:left="420"/>
-      </w:pPr>
-      <w:r>
-        <w:rPr>
-          <w:sz w:val="20"/>
-          <w:szCs w:val="20"/>
-        </w:rPr>
-        <w:t xml:space="preserve">A)  36</w:t>
-      </w:r>
-    </w:p>
-    <w:p>
-      <w:pPr>
-        <w:spacing w:after="30"/>
-        <w:ind w:left="420"/>
-      </w:pPr>
-      <w:r>
-        <w:rPr>
-          <w:sz w:val="20"/>
-          <w:szCs w:val="20"/>
-        </w:rPr>
-        <w:t xml:space="preserve">B)  12</w:t>
-      </w:r>
-    </w:p>
-    <w:p>
-      <w:pPr>
-        <w:spacing w:after="30"/>
-        <w:ind w:left="420"/>
-      </w:pPr>
-      <w:r>
-        <w:rPr>
-          <w:sz w:val="20"/>
-          <w:szCs w:val="20"/>
-        </w:rPr>
-        <w:t xml:space="preserve">C)  62</w:t>
-      </w:r>
-    </w:p>
-    <w:p>
-      <w:pPr>
-        <w:spacing w:after="30"/>
-        <w:ind w:left="420"/>
-      </w:pPr>
-      <w:r>
-        <w:rPr>
-          <w:sz w:val="20"/>
-          <w:szCs w:val="20"/>
-        </w:rPr>
-        <w:t xml:space="preserve">D)  8</w:t>
-      </w:r>
-    </w:p>
-    <w:p>
-      <w:pPr>
-        <w:keepNext/>
-        <w:spacing w:after="0" w:before="50"/>
-      </w:pPr>
-      <w:r>
-        <w:rPr>
-          <w:b/>
-          <w:bCs/>
-          <w:color w:val="6B4FA0"/>
-          <w:sz w:val="21"/>
-          <w:szCs w:val="21"/>
-        </w:rPr>
-        <w:t xml:space="preserve">Step 1:</w:t>
-      </w:r>
-    </w:p>
-    <w:p>
-      <w:pPr>
-        <w:pBdr>
-          <w:bottom w:val="single" w:color="AFBECC" w:sz="6"/>
-        </w:pBdr>
-        <w:spacing w:after="30" w:before="150"/>
-      </w:pPr>
-      <w:r>
-        <w:t xml:space="preserve"/>
-      </w:r>
-    </w:p>
-    <w:p>
-      <w:pPr>
-        <w:keepNext/>
-        <w:spacing w:after="0" w:before="50"/>
-      </w:pPr>
-      <w:r>
-        <w:rPr>
-          <w:b/>
-          <w:bCs/>
-          <w:color w:val="6B4FA0"/>
-          <w:sz w:val="21"/>
-          <w:szCs w:val="21"/>
-        </w:rPr>
-        <w:t xml:space="preserve">Step 2:</w:t>
-      </w:r>
-    </w:p>
-    <w:p>
-      <w:pPr>
-        <w:pBdr>
-          <w:bottom w:val="single" w:color="AFBECC" w:sz="6"/>
-        </w:pBdr>
-        <w:spacing w:after="30" w:before="150"/>
-      </w:pPr>
-      <w:r>
-        <w:t xml:space="preserve"/>
-      </w:r>
-    </w:p>
-    <w:p>
-      <w:pPr>
-        <w:keepNext/>
-        <w:spacing w:after="0" w:before="60"/>
-      </w:pPr>
-      <w:r>
-        <w:rPr>
-          <w:b/>
-          <w:bCs/>
-          <w:color w:val="12355B"/>
-          <w:sz w:val="21"/>
-          <w:szCs w:val="21"/>
-        </w:rPr>
-        <w:t xml:space="preserve">Answer:</w:t>
-      </w:r>
-    </w:p>
-    <w:p>
-      <w:pPr>
-        <w:pBdr>
-          <w:bottom w:val="single" w:color="AFBECC" w:sz="6"/>
-        </w:pBdr>
-        <w:spacing w:after="30" w:before="150"/>
-      </w:pPr>
-      <w:r>
-        <w:t xml:space="preserve"/>
-      </w:r>
-    </w:p>
-    <w:p>
-      <w:pPr>
-        <w:spacing w:after="80"/>
-      </w:pPr>
-      <w:r>
-        <w:t xml:space="preserve"/>
+        <w:t xml:space="preserve">3. Build Your Explanation</w:t>
+      </w:r>
+      <w:r>
+        <w:rPr>
+          <w:i/>
+          <w:iCs/>
+          <w:color w:val="B97A12"/>
+          <w:sz w:val="19"/>
+          <w:szCs w:val="19"/>
+        </w:rPr>
+        <w:t xml:space="preserve">   choose your support</w:t>
       </w:r>
     </w:p>
     <w:tbl>
@@ -1629,6 +1517,1371 @@
           </w:tcPr>
           <w:p>
             <w:pPr>
+              <w:spacing w:after="50"/>
+            </w:pPr>
+            <w:r>
+              <w:rPr>
+                <w:i/>
+                <w:iCs/>
+                <w:color w:val="5F6F80"/>
+                <w:sz w:val="19"/>
+                <w:szCs w:val="19"/>
+              </w:rPr>
+              <w:t xml:space="preserve">This model shows the parts of an explanation. It does not answer your writing question.</w:t>
+            </w:r>
+          </w:p>
+          <w:p>
+            <w:pPr>
+              <w:spacing w:after="80"/>
+            </w:pPr>
+            <w:r>
+              <w:rPr>
+                <w:b/>
+                <w:bCs/>
+                <w:color w:val="12355B"/>
+                <w:sz w:val="19"/>
+                <w:szCs w:val="19"/>
+              </w:rPr>
+              <w:t xml:space="preserve">Claim:  </w:t>
+            </w:r>
+            <w:r>
+              <w:rPr>
+                <w:sz w:val="19"/>
+                <w:szCs w:val="19"/>
+              </w:rPr>
+              <w:t xml:space="preserve">The exponent counts how many times we multiply, not what we add.</w:t>
+            </w:r>
+          </w:p>
+          <w:p>
+            <w:pPr>
+              <w:spacing w:after="80"/>
+            </w:pPr>
+            <w:r>
+              <w:rPr>
+                <w:b/>
+                <w:bCs/>
+                <w:color w:val="12355B"/>
+                <w:sz w:val="19"/>
+                <w:szCs w:val="19"/>
+              </w:rPr>
+              <w:t xml:space="preserve">Evidence:  </w:t>
+            </w:r>
+            <w:r>
+              <w:rPr>
+                <w:sz w:val="19"/>
+                <w:szCs w:val="19"/>
+              </w:rPr>
+              <w:t xml:space="preserve">Students connect each switch flip to one more factor of 2 and explain that 2³ = 2 × 2 × 2 = 8, distinguishing repeated multiplication from repeated addition (which would give 6).</w:t>
+            </w:r>
+          </w:p>
+          <w:p>
+            <w:pPr>
+              <w:spacing w:after="80"/>
+            </w:pPr>
+            <w:r>
+              <w:rPr>
+                <w:b/>
+                <w:bCs/>
+                <w:color w:val="12355B"/>
+                <w:sz w:val="19"/>
+                <w:szCs w:val="19"/>
+              </w:rPr>
+              <w:t xml:space="preserve">Reasoning:  </w:t>
+            </w:r>
+            <w:r>
+              <w:rPr>
+                <w:sz w:val="19"/>
+                <w:szCs w:val="19"/>
+              </w:rPr>
+              <w:t xml:space="preserve">This evidence connects the definition of exponent to the mathematical claim.</w:t>
+            </w:r>
+          </w:p>
+        </w:tc>
+      </w:tr>
+    </w:tbl>
+    <w:p>
+      <w:pPr>
+        <w:pStyle w:val="Heading2"/>
+        <w:spacing w:after="80" w:before="180"/>
+      </w:pPr>
+      <w:r>
+        <w:rPr>
+          <w:b/>
+          <w:bCs/>
+          <w:color w:val="12355B"/>
+          <w:sz w:val="24"/>
+          <w:szCs w:val="24"/>
+        </w:rPr>
+        <w:t xml:space="preserve">Start</w:t>
+      </w:r>
+      <w:r>
+        <w:rPr>
+          <w:i/>
+          <w:iCs/>
+          <w:color w:val="1FA6A2"/>
+          <w:sz w:val="19"/>
+          <w:szCs w:val="19"/>
+        </w:rPr>
+        <w:t xml:space="preserve">   Most language support</w:t>
+      </w:r>
+    </w:p>
+    <w:p>
+      <w:pPr>
+        <w:spacing w:after="60"/>
+      </w:pPr>
+      <w:r>
+        <w:rPr>
+          <w:color w:val="1A2733"/>
+          <w:sz w:val="21"/>
+          <w:szCs w:val="21"/>
+        </w:rPr>
+        <w:t xml:space="preserve">Complete the frames. Use the word bank.</w:t>
+      </w:r>
+      <w:r>
+        <w:rPr>
+          <w:i/>
+          <w:iCs/>
+          <w:color w:val="5F6F80"/>
+          <w:sz w:val="19"/>
+          <w:szCs w:val="19"/>
+        </w:rPr>
+        <w:br/>
+        <w:t xml:space="preserve">Completa las oraciones. Usa el banco de palabras.</w:t>
+      </w:r>
+    </w:p>
+    <w:p>
+      <w:pPr>
+        <w:spacing w:after="60"/>
+      </w:pPr>
+      <w:r>
+        <w:rPr>
+          <w:color w:val="1A2733"/>
+          <w:sz w:val="21"/>
+          <w:szCs w:val="21"/>
+        </w:rPr>
+        <w:t xml:space="preserve">When the exponent increases by 1, the value is multiplied by ___.</w:t>
+      </w:r>
+      <w:r>
+        <w:rPr>
+          <w:i/>
+          <w:iCs/>
+          <w:color w:val="5F6F80"/>
+          <w:sz w:val="19"/>
+          <w:szCs w:val="19"/>
+        </w:rPr>
+        <w:br/>
+        <w:t xml:space="preserve">Cuando el exponente aumenta en 1, el valor se multiplica por ___.</w:t>
+      </w:r>
+    </w:p>
+    <w:p>
+      <w:pPr>
+        <w:spacing w:after="60"/>
+      </w:pPr>
+      <w:r>
+        <w:rPr>
+          <w:color w:val="1A2733"/>
+          <w:sz w:val="21"/>
+          <w:szCs w:val="21"/>
+        </w:rPr>
+        <w:t xml:space="preserve">This happens because the base is used as a factor ___ more time.</w:t>
+      </w:r>
+      <w:r>
+        <w:rPr>
+          <w:i/>
+          <w:iCs/>
+          <w:color w:val="5F6F80"/>
+          <w:sz w:val="19"/>
+          <w:szCs w:val="19"/>
+        </w:rPr>
+        <w:br/>
+        <w:t xml:space="preserve">Esto pasa porque la base se usa como factor ___ vez más.</w:t>
+      </w:r>
+    </w:p>
+    <w:tbl>
+      <w:tblPr>
+        <w:tblW w:type="pct" w:w="100%"/>
+        <w:tblBorders>
+          <w:top w:val="single" w:color="C7D2DD" w:sz="6"/>
+          <w:left w:val="single" w:color="C7D2DD" w:sz="6"/>
+          <w:bottom w:val="single" w:color="C7D2DD" w:sz="6"/>
+          <w:right w:val="single" w:color="C7D2DD" w:sz="6"/>
+          <w:insideH w:val="single" w:color="auto" w:sz="4"/>
+          <w:insideV w:val="single" w:color="auto" w:sz="4"/>
+        </w:tblBorders>
+      </w:tblPr>
+      <w:tblGrid>
+        <w:gridCol w:w="100"/>
+      </w:tblGrid>
+      <w:tr>
+        <w:tc>
+          <w:tcPr>
+            <w:shd w:fill="FBF3E2" w:color="auto" w:val="clear"/>
+            <w:tcMar>
+              <w:top w:type="dxa" w:w="60"/>
+              <w:left w:type="dxa" w:w="120"/>
+              <w:bottom w:type="dxa" w:w="60"/>
+              <w:right w:type="dxa" w:w="120"/>
+            </w:tcMar>
+          </w:tcPr>
+          <w:p>
+            <w:pPr>
+              <w:spacing w:after="0" w:line="320"/>
+            </w:pPr>
+            <w:r>
+              <w:t xml:space="preserve"/>
+            </w:r>
+          </w:p>
+          <w:p>
+            <w:pPr>
+              <w:spacing w:after="0" w:line="320"/>
+            </w:pPr>
+            <w:r>
+              <w:t xml:space="preserve"/>
+            </w:r>
+          </w:p>
+          <w:p>
+            <w:pPr>
+              <w:spacing w:after="0" w:line="320"/>
+            </w:pPr>
+            <w:r>
+              <w:t xml:space="preserve"/>
+            </w:r>
+          </w:p>
+        </w:tc>
+      </w:tr>
+    </w:tbl>
+    <w:p>
+      <w:pPr>
+        <w:pStyle w:val="Heading2"/>
+        <w:spacing w:after="80" w:before="180"/>
+      </w:pPr>
+      <w:r>
+        <w:rPr>
+          <w:b/>
+          <w:bCs/>
+          <w:color w:val="12355B"/>
+          <w:sz w:val="24"/>
+          <w:szCs w:val="24"/>
+        </w:rPr>
+        <w:t xml:space="preserve">Build</w:t>
+      </w:r>
+      <w:r>
+        <w:rPr>
+          <w:i/>
+          <w:iCs/>
+          <w:color w:val="B97A12"/>
+          <w:sz w:val="19"/>
+          <w:szCs w:val="19"/>
+        </w:rPr>
+        <w:t xml:space="preserve">   Some language support</w:t>
+      </w:r>
+    </w:p>
+    <w:p>
+      <w:pPr>
+        <w:spacing w:after="60"/>
+      </w:pPr>
+      <w:r>
+        <w:rPr>
+          <w:color w:val="1A2733"/>
+          <w:sz w:val="21"/>
+          <w:szCs w:val="21"/>
+        </w:rPr>
+        <w:t xml:space="preserve">Write two connected sentences. Use because, so, or but.</w:t>
+      </w:r>
+      <w:r>
+        <w:rPr>
+          <w:i/>
+          <w:iCs/>
+          <w:color w:val="5F6F80"/>
+          <w:sz w:val="19"/>
+          <w:szCs w:val="19"/>
+        </w:rPr>
+        <w:br/>
+        <w:t xml:space="preserve">Escribe dos oraciones conectadas. Usa porque, entonces o pero.</w:t>
+      </w:r>
+    </w:p>
+    <w:p>
+      <w:pPr>
+        <w:spacing w:after="60"/>
+      </w:pPr>
+      <w:r>
+        <w:rPr>
+          <w:color w:val="1A2733"/>
+          <w:sz w:val="21"/>
+          <w:szCs w:val="21"/>
+        </w:rPr>
+        <w:t xml:space="preserve">My claim is ___.</w:t>
+      </w:r>
+      <w:r>
+        <w:rPr>
+          <w:i/>
+          <w:iCs/>
+          <w:color w:val="5F6F80"/>
+          <w:sz w:val="19"/>
+          <w:szCs w:val="19"/>
+        </w:rPr>
+        <w:br/>
+        <w:t xml:space="preserve">Mi afirmación es ___.</w:t>
+      </w:r>
+    </w:p>
+    <w:p>
+      <w:pPr>
+        <w:spacing w:after="60"/>
+      </w:pPr>
+      <w:r>
+        <w:rPr>
+          <w:color w:val="1A2733"/>
+          <w:sz w:val="21"/>
+          <w:szCs w:val="21"/>
+        </w:rPr>
+        <w:t xml:space="preserve">I know because ___.</w:t>
+      </w:r>
+      <w:r>
+        <w:rPr>
+          <w:i/>
+          <w:iCs/>
+          <w:color w:val="5F6F80"/>
+          <w:sz w:val="19"/>
+          <w:szCs w:val="19"/>
+        </w:rPr>
+        <w:br/>
+        <w:t xml:space="preserve">Lo sé porque ___.</w:t>
+      </w:r>
+    </w:p>
+    <w:p>
+      <w:pPr>
+        <w:spacing w:after="60"/>
+      </w:pPr>
+      <w:r>
+        <w:rPr>
+          <w:color w:val="1A2733"/>
+          <w:sz w:val="21"/>
+          <w:szCs w:val="21"/>
+        </w:rPr>
+        <w:t xml:space="preserve">So ___.</w:t>
+      </w:r>
+      <w:r>
+        <w:rPr>
+          <w:i/>
+          <w:iCs/>
+          <w:color w:val="5F6F80"/>
+          <w:sz w:val="19"/>
+          <w:szCs w:val="19"/>
+        </w:rPr>
+        <w:br/>
+        <w:t xml:space="preserve">Entonces ___.</w:t>
+      </w:r>
+    </w:p>
+    <w:tbl>
+      <w:tblPr>
+        <w:tblW w:type="pct" w:w="100%"/>
+        <w:tblBorders>
+          <w:top w:val="single" w:color="C7D2DD" w:sz="6"/>
+          <w:left w:val="single" w:color="C7D2DD" w:sz="6"/>
+          <w:bottom w:val="single" w:color="C7D2DD" w:sz="6"/>
+          <w:right w:val="single" w:color="C7D2DD" w:sz="6"/>
+          <w:insideH w:val="single" w:color="auto" w:sz="4"/>
+          <w:insideV w:val="single" w:color="auto" w:sz="4"/>
+        </w:tblBorders>
+      </w:tblPr>
+      <w:tblGrid>
+        <w:gridCol w:w="100"/>
+      </w:tblGrid>
+      <w:tr>
+        <w:tc>
+          <w:tcPr>
+            <w:shd w:fill="FBF3E2" w:color="auto" w:val="clear"/>
+            <w:tcMar>
+              <w:top w:type="dxa" w:w="60"/>
+              <w:left w:type="dxa" w:w="120"/>
+              <w:bottom w:type="dxa" w:w="60"/>
+              <w:right w:type="dxa" w:w="120"/>
+            </w:tcMar>
+          </w:tcPr>
+          <w:p>
+            <w:pPr>
+              <w:spacing w:after="0" w:line="320"/>
+            </w:pPr>
+            <w:r>
+              <w:t xml:space="preserve"/>
+            </w:r>
+          </w:p>
+          <w:p>
+            <w:pPr>
+              <w:spacing w:after="0" w:line="320"/>
+            </w:pPr>
+            <w:r>
+              <w:t xml:space="preserve"/>
+            </w:r>
+          </w:p>
+          <w:p>
+            <w:pPr>
+              <w:spacing w:after="0" w:line="320"/>
+            </w:pPr>
+            <w:r>
+              <w:t xml:space="preserve"/>
+            </w:r>
+          </w:p>
+        </w:tc>
+      </w:tr>
+    </w:tbl>
+    <w:p>
+      <w:pPr>
+        <w:pStyle w:val="Heading2"/>
+        <w:spacing w:after="80" w:before="180"/>
+      </w:pPr>
+      <w:r>
+        <w:rPr>
+          <w:b/>
+          <w:bCs/>
+          <w:color w:val="12355B"/>
+          <w:sz w:val="24"/>
+          <w:szCs w:val="24"/>
+        </w:rPr>
+        <w:t xml:space="preserve">Explain</w:t>
+      </w:r>
+      <w:r>
+        <w:rPr>
+          <w:i/>
+          <w:iCs/>
+          <w:color w:val="B97A12"/>
+          <w:sz w:val="19"/>
+          <w:szCs w:val="19"/>
+        </w:rPr>
+        <w:t xml:space="preserve">   Light language support</w:t>
+      </w:r>
+    </w:p>
+    <w:p>
+      <w:pPr>
+        <w:spacing w:after="60"/>
+      </w:pPr>
+      <w:r>
+        <w:rPr>
+          <w:color w:val="1A2733"/>
+          <w:sz w:val="21"/>
+          <w:szCs w:val="21"/>
+        </w:rPr>
+        <w:t xml:space="preserve">Write a claim, give math evidence, and explain your reasoning.</w:t>
+      </w:r>
+      <w:r>
+        <w:rPr>
+          <w:i/>
+          <w:iCs/>
+          <w:color w:val="5F6F80"/>
+          <w:sz w:val="19"/>
+          <w:szCs w:val="19"/>
+        </w:rPr>
+        <w:br/>
+        <w:t xml:space="preserve">Escribe una afirmación, da evidencia matemática y explica tu razonamiento.</w:t>
+      </w:r>
+    </w:p>
+    <w:p>
+      <w:pPr>
+        <w:spacing w:after="60"/>
+      </w:pPr>
+      <w:r>
+        <w:rPr>
+          <w:color w:val="1A2733"/>
+          <w:sz w:val="21"/>
+          <w:szCs w:val="21"/>
+        </w:rPr>
+        <w:t xml:space="preserve">My claim is ___.</w:t>
+      </w:r>
+      <w:r>
+        <w:rPr>
+          <w:i/>
+          <w:iCs/>
+          <w:color w:val="5F6F80"/>
+          <w:sz w:val="19"/>
+          <w:szCs w:val="19"/>
+        </w:rPr>
+        <w:br/>
+        <w:t xml:space="preserve">Mi afirmación es ___.</w:t>
+      </w:r>
+    </w:p>
+    <w:p>
+      <w:pPr>
+        <w:spacing w:after="60"/>
+      </w:pPr>
+      <w:r>
+        <w:rPr>
+          <w:color w:val="1A2733"/>
+          <w:sz w:val="21"/>
+          <w:szCs w:val="21"/>
+        </w:rPr>
+        <w:t xml:space="preserve">My math evidence is ___.</w:t>
+      </w:r>
+      <w:r>
+        <w:rPr>
+          <w:i/>
+          <w:iCs/>
+          <w:color w:val="5F6F80"/>
+          <w:sz w:val="19"/>
+          <w:szCs w:val="19"/>
+        </w:rPr>
+        <w:br/>
+        <w:t xml:space="preserve">Mi evidencia matemática es ___.</w:t>
+      </w:r>
+    </w:p>
+    <w:p>
+      <w:pPr>
+        <w:spacing w:after="60"/>
+      </w:pPr>
+      <w:r>
+        <w:rPr>
+          <w:color w:val="1A2733"/>
+          <w:sz w:val="21"/>
+          <w:szCs w:val="21"/>
+        </w:rPr>
+        <w:t xml:space="preserve">This proves ___ because ___.</w:t>
+      </w:r>
+      <w:r>
+        <w:rPr>
+          <w:i/>
+          <w:iCs/>
+          <w:color w:val="5F6F80"/>
+          <w:sz w:val="19"/>
+          <w:szCs w:val="19"/>
+        </w:rPr>
+        <w:br/>
+        <w:t xml:space="preserve">Esto demuestra ___ porque ___.</w:t>
+      </w:r>
+    </w:p>
+    <w:tbl>
+      <w:tblPr>
+        <w:tblW w:type="pct" w:w="100%"/>
+        <w:tblBorders>
+          <w:top w:val="single" w:color="C7D2DD" w:sz="6"/>
+          <w:left w:val="single" w:color="C7D2DD" w:sz="6"/>
+          <w:bottom w:val="single" w:color="C7D2DD" w:sz="6"/>
+          <w:right w:val="single" w:color="C7D2DD" w:sz="6"/>
+          <w:insideH w:val="single" w:color="auto" w:sz="4"/>
+          <w:insideV w:val="single" w:color="auto" w:sz="4"/>
+        </w:tblBorders>
+      </w:tblPr>
+      <w:tblGrid>
+        <w:gridCol w:w="100"/>
+      </w:tblGrid>
+      <w:tr>
+        <w:tc>
+          <w:tcPr>
+            <w:shd w:fill="FBF3E2" w:color="auto" w:val="clear"/>
+            <w:tcMar>
+              <w:top w:type="dxa" w:w="60"/>
+              <w:left w:type="dxa" w:w="120"/>
+              <w:bottom w:type="dxa" w:w="60"/>
+              <w:right w:type="dxa" w:w="120"/>
+            </w:tcMar>
+          </w:tcPr>
+          <w:p>
+            <w:pPr>
+              <w:spacing w:after="0" w:line="320"/>
+            </w:pPr>
+            <w:r>
+              <w:t xml:space="preserve"/>
+            </w:r>
+          </w:p>
+          <w:p>
+            <w:pPr>
+              <w:spacing w:after="0" w:line="320"/>
+            </w:pPr>
+            <w:r>
+              <w:t xml:space="preserve"/>
+            </w:r>
+          </w:p>
+          <w:p>
+            <w:pPr>
+              <w:spacing w:after="0" w:line="320"/>
+            </w:pPr>
+            <w:r>
+              <w:t xml:space="preserve"/>
+            </w:r>
+          </w:p>
+          <w:p>
+            <w:pPr>
+              <w:spacing w:after="0" w:line="320"/>
+            </w:pPr>
+            <w:r>
+              <w:t xml:space="preserve"/>
+            </w:r>
+          </w:p>
+          <w:p>
+            <w:pPr>
+              <w:spacing w:after="0" w:line="320"/>
+            </w:pPr>
+            <w:r>
+              <w:t xml:space="preserve"/>
+            </w:r>
+          </w:p>
+        </w:tc>
+      </w:tr>
+    </w:tbl>
+    <w:p>
+      <w:pPr>
+        <w:pStyle w:val="Heading2"/>
+        <w:spacing w:after="80" w:before="180"/>
+      </w:pPr>
+      <w:r>
+        <w:rPr>
+          <w:b/>
+          <w:bCs/>
+          <w:color w:val="12355B"/>
+          <w:sz w:val="24"/>
+          <w:szCs w:val="24"/>
+        </w:rPr>
+        <w:t xml:space="preserve">4. Check Your Explanation</w:t>
+      </w:r>
+      <w:r>
+        <w:rPr>
+          <w:i/>
+          <w:iCs/>
+          <w:color w:val="1FA6A2"/>
+          <w:sz w:val="19"/>
+          <w:szCs w:val="19"/>
+        </w:rPr>
+        <w:t xml:space="preserve">   five quick checks</w:t>
+      </w:r>
+    </w:p>
+    <w:p>
+      <w:pPr>
+        <w:spacing w:after="80"/>
+      </w:pPr>
+      <w:r>
+        <w:rPr>
+          <w:b/>
+          <w:bCs/>
+          <w:color w:val="1FA6A2"/>
+          <w:sz w:val="22"/>
+          <w:szCs w:val="22"/>
+        </w:rPr>
+        <w:t xml:space="preserve">☐  </w:t>
+      </w:r>
+      <w:r>
+        <w:rPr>
+          <w:sz w:val="20"/>
+          <w:szCs w:val="20"/>
+        </w:rPr>
+        <w:t xml:space="preserve">I answered the question.</w:t>
+      </w:r>
+      <w:r>
+        <w:rPr>
+          <w:i/>
+          <w:iCs/>
+          <w:color w:val="5F6F80"/>
+          <w:sz w:val="18"/>
+          <w:szCs w:val="18"/>
+        </w:rPr>
+        <w:br/>
+        <w:t xml:space="preserve">Respondí la pregunta.</w:t>
+      </w:r>
+    </w:p>
+    <w:p>
+      <w:pPr>
+        <w:spacing w:after="80"/>
+      </w:pPr>
+      <w:r>
+        <w:rPr>
+          <w:b/>
+          <w:bCs/>
+          <w:color w:val="1FA6A2"/>
+          <w:sz w:val="22"/>
+          <w:szCs w:val="22"/>
+        </w:rPr>
+        <w:t xml:space="preserve">☐  </w:t>
+      </w:r>
+      <w:r>
+        <w:rPr>
+          <w:sz w:val="20"/>
+          <w:szCs w:val="20"/>
+        </w:rPr>
+        <w:t xml:space="preserve">I used math evidence: numbers, an equation, a model, or a comparison.</w:t>
+      </w:r>
+      <w:r>
+        <w:rPr>
+          <w:i/>
+          <w:iCs/>
+          <w:color w:val="5F6F80"/>
+          <w:sz w:val="18"/>
+          <w:szCs w:val="18"/>
+        </w:rPr>
+        <w:br/>
+        <w:t xml:space="preserve">Usé evidencia matemática: números, una ecuación, un modelo o una comparación.</w:t>
+      </w:r>
+    </w:p>
+    <w:p>
+      <w:pPr>
+        <w:spacing w:after="80"/>
+      </w:pPr>
+      <w:r>
+        <w:rPr>
+          <w:b/>
+          <w:bCs/>
+          <w:color w:val="1FA6A2"/>
+          <w:sz w:val="22"/>
+          <w:szCs w:val="22"/>
+        </w:rPr>
+        <w:t xml:space="preserve">☐  </w:t>
+      </w:r>
+      <w:r>
+        <w:rPr>
+          <w:sz w:val="20"/>
+          <w:szCs w:val="20"/>
+        </w:rPr>
+        <w:t xml:space="preserve">I explained how the evidence proves my answer.</w:t>
+      </w:r>
+      <w:r>
+        <w:rPr>
+          <w:i/>
+          <w:iCs/>
+          <w:color w:val="5F6F80"/>
+          <w:sz w:val="18"/>
+          <w:szCs w:val="18"/>
+        </w:rPr>
+        <w:br/>
+        <w:t xml:space="preserve">Expliqué cómo la evidencia demuestra mi respuesta.</w:t>
+      </w:r>
+    </w:p>
+    <w:p>
+      <w:pPr>
+        <w:spacing w:after="80"/>
+      </w:pPr>
+      <w:r>
+        <w:rPr>
+          <w:b/>
+          <w:bCs/>
+          <w:color w:val="1FA6A2"/>
+          <w:sz w:val="22"/>
+          <w:szCs w:val="22"/>
+        </w:rPr>
+        <w:t xml:space="preserve">☐  </w:t>
+      </w:r>
+      <w:r>
+        <w:rPr>
+          <w:sz w:val="20"/>
+          <w:szCs w:val="20"/>
+        </w:rPr>
+        <w:t xml:space="preserve">I used at least two math words.</w:t>
+      </w:r>
+      <w:r>
+        <w:rPr>
+          <w:i/>
+          <w:iCs/>
+          <w:color w:val="5F6F80"/>
+          <w:sz w:val="18"/>
+          <w:szCs w:val="18"/>
+        </w:rPr>
+        <w:br/>
+        <w:t xml:space="preserve">Usé por lo menos dos palabras matemáticas.</w:t>
+      </w:r>
+    </w:p>
+    <w:p>
+      <w:pPr>
+        <w:spacing w:after="80"/>
+      </w:pPr>
+      <w:r>
+        <w:rPr>
+          <w:b/>
+          <w:bCs/>
+          <w:color w:val="1FA6A2"/>
+          <w:sz w:val="22"/>
+          <w:szCs w:val="22"/>
+        </w:rPr>
+        <w:t xml:space="preserve">☐  </w:t>
+      </w:r>
+      <w:r>
+        <w:rPr>
+          <w:sz w:val="20"/>
+          <w:szCs w:val="20"/>
+        </w:rPr>
+        <w:t xml:space="preserve">I reread complete sentences and punctuation.</w:t>
+      </w:r>
+      <w:r>
+        <w:rPr>
+          <w:i/>
+          <w:iCs/>
+          <w:color w:val="5F6F80"/>
+          <w:sz w:val="18"/>
+          <w:szCs w:val="18"/>
+        </w:rPr>
+        <w:br/>
+        <w:t xml:space="preserve">Volví a leer mis oraciones completas y la puntuación.</w:t>
+      </w:r>
+    </w:p>
+    <w:p>
+      <w:pPr>
+        <w:pStyle w:val="Heading1"/>
+        <w:pageBreakBefore/>
+        <w:pBdr>
+          <w:bottom w:val="single" w:color="1FA6A2" w:sz="14" w:space="6"/>
+        </w:pBdr>
+        <w:spacing w:after="140" w:before="0"/>
+      </w:pPr>
+      <w:r>
+        <w:rPr>
+          <w:b/>
+          <w:bCs/>
+          <w:color w:val="12355B"/>
+          <w:sz w:val="30"/>
+          <w:szCs w:val="30"/>
+        </w:rPr>
+        <w:t xml:space="preserve">Worked Example</w:t>
+      </w:r>
+    </w:p>
+    <w:p>
+      <w:pPr>
+        <w:pStyle w:val="Heading2"/>
+        <w:spacing w:after="80" w:before="180"/>
+      </w:pPr>
+      <w:r>
+        <w:rPr>
+          <w:b/>
+          <w:bCs/>
+          <w:color w:val="12355B"/>
+          <w:sz w:val="24"/>
+          <w:szCs w:val="24"/>
+        </w:rPr>
+        <w:t xml:space="preserve">Watch &amp; Read</w:t>
+      </w:r>
+      <w:r>
+        <w:rPr>
+          <w:i/>
+          <w:iCs/>
+          <w:color w:val="1FA6A2"/>
+          <w:sz w:val="19"/>
+          <w:szCs w:val="19"/>
+        </w:rPr>
+        <w:t xml:space="preserve">   I Do — follow along with your teacher</w:t>
+      </w:r>
+    </w:p>
+    <w:tbl>
+      <w:tblPr>
+        <w:tblW w:type="pct" w:w="100%"/>
+        <w:tblBorders>
+          <w:top w:val="single" w:color="1FA6A2" w:sz="8"/>
+          <w:left w:val="single" w:color="1FA6A2" w:sz="8"/>
+          <w:bottom w:val="single" w:color="1FA6A2" w:sz="8"/>
+          <w:right w:val="single" w:color="1FA6A2" w:sz="8"/>
+          <w:insideH w:val="single" w:color="auto" w:sz="4"/>
+          <w:insideV w:val="single" w:color="auto" w:sz="4"/>
+        </w:tblBorders>
+      </w:tblPr>
+      <w:tblGrid>
+        <w:gridCol w:w="100"/>
+      </w:tblGrid>
+      <w:tr>
+        <w:tc>
+          <w:tcPr>
+            <w:shd w:fill="E6F4F3" w:color="auto" w:val="clear"/>
+            <w:tcMar>
+              <w:top w:type="dxa" w:w="120"/>
+              <w:left w:type="dxa" w:w="180"/>
+              <w:bottom w:type="dxa" w:w="120"/>
+              <w:right w:type="dxa" w:w="180"/>
+            </w:tcMar>
+          </w:tcPr>
+          <w:p>
+            <w:pPr>
+              <w:spacing w:after="60"/>
+            </w:pPr>
+            <w:r>
+              <w:rPr>
+                <w:b/>
+                <w:bCs/>
+                <w:color w:val="12355B"/>
+                <w:sz w:val="22"/>
+                <w:szCs w:val="22"/>
+              </w:rPr>
+              <w:t xml:space="preserve">Sound Check</w:t>
+            </w:r>
+          </w:p>
+          <w:p>
+            <w:pPr>
+              <w:spacing w:after="0"/>
+            </w:pPr>
+            <w:r>
+              <w:rPr>
+                <w:sz w:val="21"/>
+                <w:szCs w:val="21"/>
+              </w:rPr>
+              <w:t xml:space="preserve">You're a sound engineer at a music studio. Each time you flip a switch, the volume doubles. The starting volume is 1 unit. After flipping the switch 3 times, the volume is 2³ = 2 × 2 × 2 = 8 units — that's 8 times louder! How loud does it get after more flips?</w:t>
+            </w:r>
+          </w:p>
+        </w:tc>
+      </w:tr>
+    </w:tbl>
+    <w:p>
+      <w:pPr>
+        <w:spacing w:after="80"/>
+      </w:pPr>
+      <w:r>
+        <w:t xml:space="preserve"/>
+      </w:r>
+    </w:p>
+    <w:p>
+      <w:pPr>
+        <w:spacing w:after="50" w:before="60"/>
+      </w:pPr>
+      <w:r>
+        <w:rPr>
+          <w:b/>
+          <w:bCs/>
+          <w:color w:val="12355B"/>
+          <w:sz w:val="21"/>
+          <w:szCs w:val="21"/>
+        </w:rPr>
+        <w:t xml:space="preserve">Think about:</w:t>
+      </w:r>
+    </w:p>
+    <w:p>
+      <w:pPr>
+        <w:spacing w:after="40"/>
+        <w:ind w:left="300"/>
+      </w:pPr>
+      <w:r>
+        <w:rPr>
+          <w:sz w:val="20"/>
+          <w:szCs w:val="20"/>
+        </w:rPr>
+        <w:t xml:space="preserve">•  What happens to the volume each time you flip a switch?</w:t>
+      </w:r>
+    </w:p>
+    <w:p>
+      <w:pPr>
+        <w:spacing w:after="40"/>
+        <w:ind w:left="300"/>
+      </w:pPr>
+      <w:r>
+        <w:rPr>
+          <w:sz w:val="20"/>
+          <w:szCs w:val="20"/>
+        </w:rPr>
+        <w:t xml:space="preserve">•  Why is 2³ equal to 8, not 6?</w:t>
+      </w:r>
+    </w:p>
+    <w:p>
+      <w:pPr>
+        <w:spacing w:after="40"/>
+        <w:ind w:left="300"/>
+      </w:pPr>
+      <w:r>
+        <w:rPr>
+          <w:sz w:val="20"/>
+          <w:szCs w:val="20"/>
+        </w:rPr>
+        <w:t xml:space="preserve">•  How is repeated multiplication different from repeated addition?</w:t>
+      </w:r>
+    </w:p>
+    <w:p>
+      <w:pPr>
+        <w:spacing w:after="40"/>
+        <w:ind w:left="300"/>
+      </w:pPr>
+      <w:r>
+        <w:rPr>
+          <w:sz w:val="20"/>
+          <w:szCs w:val="20"/>
+        </w:rPr>
+        <w:t xml:space="preserve">•  What if the volume tripled each time instead of doubled?</w:t>
+      </w:r>
+    </w:p>
+    <w:p>
+      <w:pPr>
+        <w:spacing w:after="40"/>
+        <w:ind w:left="300"/>
+      </w:pPr>
+      <w:r>
+        <w:rPr>
+          <w:sz w:val="20"/>
+          <w:szCs w:val="20"/>
+        </w:rPr>
+        <w:t xml:space="preserve">•  How many flips would it take to reach over 1,000 volume units?</w:t>
+      </w:r>
+    </w:p>
+    <w:p>
+      <w:pPr>
+        <w:pStyle w:val="Heading2"/>
+        <w:spacing w:after="80" w:before="180"/>
+      </w:pPr>
+      <w:r>
+        <w:rPr>
+          <w:b/>
+          <w:bCs/>
+          <w:color w:val="12355B"/>
+          <w:sz w:val="24"/>
+          <w:szCs w:val="24"/>
+        </w:rPr>
+        <w:t xml:space="preserve">Solved Example</w:t>
+      </w:r>
+      <w:r>
+        <w:rPr>
+          <w:i/>
+          <w:iCs/>
+          <w:color w:val="1FA6A2"/>
+          <w:sz w:val="19"/>
+          <w:szCs w:val="19"/>
+        </w:rPr>
+        <w:t xml:space="preserve">   I Do — watch each step</w:t>
+      </w:r>
+    </w:p>
+    <w:p>
+      <w:pPr>
+        <w:keepNext/>
+        <w:spacing w:after="40"/>
+      </w:pPr>
+      <w:r>
+        <w:rPr>
+          <w:b/>
+          <w:bCs/>
+          <w:color w:val="12355B"/>
+          <w:sz w:val="21"/>
+          <w:szCs w:val="21"/>
+        </w:rPr>
+        <w:t xml:space="preserve">Problem:  </w:t>
+      </w:r>
+      <w:r>
+        <w:rPr>
+          <w:sz w:val="21"/>
+          <w:szCs w:val="21"/>
+        </w:rPr>
+        <w:t xml:space="preserve">What is the value of 4³?</w:t>
+      </w:r>
+    </w:p>
+    <w:p>
+      <w:pPr>
+        <w:spacing w:after="30"/>
+        <w:ind w:left="420"/>
+      </w:pPr>
+      <w:r>
+        <w:rPr>
+          <w:sz w:val="20"/>
+          <w:szCs w:val="20"/>
+        </w:rPr>
+        <w:t xml:space="preserve">A)  64</w:t>
+      </w:r>
+    </w:p>
+    <w:p>
+      <w:pPr>
+        <w:spacing w:after="30"/>
+        <w:ind w:left="420"/>
+      </w:pPr>
+      <w:r>
+        <w:rPr>
+          <w:sz w:val="20"/>
+          <w:szCs w:val="20"/>
+        </w:rPr>
+        <w:t xml:space="preserve">B)  12</w:t>
+      </w:r>
+    </w:p>
+    <w:p>
+      <w:pPr>
+        <w:spacing w:after="30"/>
+        <w:ind w:left="420"/>
+      </w:pPr>
+      <w:r>
+        <w:rPr>
+          <w:sz w:val="20"/>
+          <w:szCs w:val="20"/>
+        </w:rPr>
+        <w:t xml:space="preserve">C)  43</w:t>
+      </w:r>
+    </w:p>
+    <w:p>
+      <w:pPr>
+        <w:spacing w:after="30"/>
+        <w:ind w:left="420"/>
+      </w:pPr>
+      <w:r>
+        <w:rPr>
+          <w:sz w:val="20"/>
+          <w:szCs w:val="20"/>
+        </w:rPr>
+        <w:t xml:space="preserve">D)  7</w:t>
+      </w:r>
+    </w:p>
+    <w:p>
+      <w:pPr>
+        <w:spacing w:after="20" w:before="50"/>
+      </w:pPr>
+      <w:r>
+        <w:rPr>
+          <w:b/>
+          <w:bCs/>
+          <w:color w:val="1FA6A2"/>
+          <w:sz w:val="21"/>
+          <w:szCs w:val="21"/>
+        </w:rPr>
+        <w:t xml:space="preserve">Step 1:  </w:t>
+      </w:r>
+      <w:r>
+        <w:rPr>
+          <w:sz w:val="21"/>
+          <w:szCs w:val="21"/>
+        </w:rPr>
+        <w:t xml:space="preserve">4³ = 4 × 4 × 4 = 64.</w:t>
+      </w:r>
+    </w:p>
+    <w:p>
+      <w:pPr>
+        <w:spacing w:after="40" w:before="60"/>
+      </w:pPr>
+      <w:r>
+        <w:rPr>
+          <w:b/>
+          <w:bCs/>
+          <w:color w:val="12355B"/>
+          <w:sz w:val="21"/>
+          <w:szCs w:val="21"/>
+        </w:rPr>
+        <w:t xml:space="preserve">Answer:  </w:t>
+      </w:r>
+      <w:r>
+        <w:rPr>
+          <w:b/>
+          <w:bCs/>
+          <w:sz w:val="21"/>
+          <w:szCs w:val="21"/>
+        </w:rPr>
+        <w:t xml:space="preserve">A. 64</w:t>
+      </w:r>
+    </w:p>
+    <w:p>
+      <w:pPr>
+        <w:pStyle w:val="Heading1"/>
+        <w:pageBreakBefore/>
+        <w:pBdr>
+          <w:bottom w:val="single" w:color="1FA6A2" w:sz="14" w:space="6"/>
+        </w:pBdr>
+        <w:spacing w:after="140" w:before="0"/>
+      </w:pPr>
+      <w:r>
+        <w:rPr>
+          <w:b/>
+          <w:bCs/>
+          <w:color w:val="12355B"/>
+          <w:sz w:val="30"/>
+          <w:szCs w:val="30"/>
+        </w:rPr>
+        <w:t xml:space="preserve">Guided Practice</w:t>
+      </w:r>
+    </w:p>
+    <w:p>
+      <w:pPr>
+        <w:pStyle w:val="Heading2"/>
+        <w:spacing w:after="80" w:before="180"/>
+      </w:pPr>
+      <w:r>
+        <w:rPr>
+          <w:b/>
+          <w:bCs/>
+          <w:color w:val="12355B"/>
+          <w:sz w:val="24"/>
+          <w:szCs w:val="24"/>
+        </w:rPr>
+        <w:t xml:space="preserve">Solve Together</w:t>
+      </w:r>
+      <w:r>
+        <w:rPr>
+          <w:i/>
+          <w:iCs/>
+          <w:color w:val="6B4FA0"/>
+          <w:sz w:val="19"/>
+          <w:szCs w:val="19"/>
+        </w:rPr>
+        <w:t xml:space="preserve">   We Do — work with your class</w:t>
+      </w:r>
+    </w:p>
+    <w:p>
+      <w:pPr>
+        <w:keepNext/>
+        <w:spacing w:after="40" w:before="40"/>
+      </w:pPr>
+      <w:r>
+        <w:rPr>
+          <w:b/>
+          <w:bCs/>
+          <w:color w:val="12355B"/>
+          <w:sz w:val="21"/>
+          <w:szCs w:val="21"/>
+        </w:rPr>
+        <w:t xml:space="preserve">Problem:  </w:t>
+      </w:r>
+      <w:r>
+        <w:rPr>
+          <w:sz w:val="21"/>
+          <w:szCs w:val="21"/>
+        </w:rPr>
+        <w:t xml:space="preserve">What is the value of 6²?</w:t>
+      </w:r>
+    </w:p>
+    <w:p>
+      <w:pPr>
+        <w:spacing w:after="30"/>
+        <w:ind w:left="420"/>
+      </w:pPr>
+      <w:r>
+        <w:rPr>
+          <w:sz w:val="20"/>
+          <w:szCs w:val="20"/>
+        </w:rPr>
+        <w:t xml:space="preserve">A)  36</w:t>
+      </w:r>
+    </w:p>
+    <w:p>
+      <w:pPr>
+        <w:spacing w:after="30"/>
+        <w:ind w:left="420"/>
+      </w:pPr>
+      <w:r>
+        <w:rPr>
+          <w:sz w:val="20"/>
+          <w:szCs w:val="20"/>
+        </w:rPr>
+        <w:t xml:space="preserve">B)  12</w:t>
+      </w:r>
+    </w:p>
+    <w:p>
+      <w:pPr>
+        <w:spacing w:after="30"/>
+        <w:ind w:left="420"/>
+      </w:pPr>
+      <w:r>
+        <w:rPr>
+          <w:sz w:val="20"/>
+          <w:szCs w:val="20"/>
+        </w:rPr>
+        <w:t xml:space="preserve">C)  62</w:t>
+      </w:r>
+    </w:p>
+    <w:p>
+      <w:pPr>
+        <w:spacing w:after="30"/>
+        <w:ind w:left="420"/>
+      </w:pPr>
+      <w:r>
+        <w:rPr>
+          <w:sz w:val="20"/>
+          <w:szCs w:val="20"/>
+        </w:rPr>
+        <w:t xml:space="preserve">D)  8</w:t>
+      </w:r>
+    </w:p>
+    <w:p>
+      <w:pPr>
+        <w:keepNext/>
+        <w:spacing w:after="0" w:before="50"/>
+      </w:pPr>
+      <w:r>
+        <w:rPr>
+          <w:b/>
+          <w:bCs/>
+          <w:color w:val="6B4FA0"/>
+          <w:sz w:val="21"/>
+          <w:szCs w:val="21"/>
+        </w:rPr>
+        <w:t xml:space="preserve">Step 1:</w:t>
+      </w:r>
+    </w:p>
+    <w:p>
+      <w:pPr>
+        <w:pBdr>
+          <w:bottom w:val="single" w:color="AFBECC" w:sz="6"/>
+        </w:pBdr>
+        <w:spacing w:after="30" w:before="150"/>
+      </w:pPr>
+      <w:r>
+        <w:t xml:space="preserve"/>
+      </w:r>
+    </w:p>
+    <w:p>
+      <w:pPr>
+        <w:keepNext/>
+        <w:spacing w:after="0" w:before="50"/>
+      </w:pPr>
+      <w:r>
+        <w:rPr>
+          <w:b/>
+          <w:bCs/>
+          <w:color w:val="6B4FA0"/>
+          <w:sz w:val="21"/>
+          <w:szCs w:val="21"/>
+        </w:rPr>
+        <w:t xml:space="preserve">Step 2:</w:t>
+      </w:r>
+    </w:p>
+    <w:p>
+      <w:pPr>
+        <w:pBdr>
+          <w:bottom w:val="single" w:color="AFBECC" w:sz="6"/>
+        </w:pBdr>
+        <w:spacing w:after="30" w:before="150"/>
+      </w:pPr>
+      <w:r>
+        <w:t xml:space="preserve"/>
+      </w:r>
+    </w:p>
+    <w:p>
+      <w:pPr>
+        <w:keepNext/>
+        <w:spacing w:after="0" w:before="60"/>
+      </w:pPr>
+      <w:r>
+        <w:rPr>
+          <w:b/>
+          <w:bCs/>
+          <w:color w:val="12355B"/>
+          <w:sz w:val="21"/>
+          <w:szCs w:val="21"/>
+        </w:rPr>
+        <w:t xml:space="preserve">Answer:</w:t>
+      </w:r>
+    </w:p>
+    <w:p>
+      <w:pPr>
+        <w:pBdr>
+          <w:bottom w:val="single" w:color="AFBECC" w:sz="6"/>
+        </w:pBdr>
+        <w:spacing w:after="30" w:before="150"/>
+      </w:pPr>
+      <w:r>
+        <w:t xml:space="preserve"/>
+      </w:r>
+    </w:p>
+    <w:p>
+      <w:pPr>
+        <w:spacing w:after="80"/>
+      </w:pPr>
+      <w:r>
+        <w:t xml:space="preserve"/>
+      </w:r>
+    </w:p>
+    <w:tbl>
+      <w:tblPr>
+        <w:tblW w:type="pct" w:w="100%"/>
+        <w:tblBorders>
+          <w:top w:val="single" w:color="BBD0DE" w:sz="8"/>
+          <w:left w:val="single" w:color="BBD0DE" w:sz="8"/>
+          <w:bottom w:val="single" w:color="BBD0DE" w:sz="8"/>
+          <w:right w:val="single" w:color="BBD0DE" w:sz="8"/>
+          <w:insideH w:val="single" w:color="auto" w:sz="4"/>
+          <w:insideV w:val="single" w:color="auto" w:sz="4"/>
+        </w:tblBorders>
+      </w:tblPr>
+      <w:tblGrid>
+        <w:gridCol w:w="100"/>
+      </w:tblGrid>
+      <w:tr>
+        <w:tc>
+          <w:tcPr>
+            <w:shd w:fill="EEF4F8" w:color="auto" w:val="clear"/>
+            <w:tcMar>
+              <w:top w:type="dxa" w:w="120"/>
+              <w:left w:type="dxa" w:w="180"/>
+              <w:bottom w:type="dxa" w:w="120"/>
+              <w:right w:type="dxa" w:w="180"/>
+            </w:tcMar>
+          </w:tcPr>
+          <w:p>
+            <w:pPr>
               <w:spacing w:after="60"/>
             </w:pPr>
             <w:r>
@@ -2928,6 +4181,97 @@
           <w:szCs w:val="19"/>
         </w:rPr>
         <w:t xml:space="preserve">  — 3⁴ means use 3 as a factor 4 times: 3 × 3 × 3 × 3 = 81. Choosing 12 means you multiplied the base by the exponent (3 × 4) instead of repeating the base as a factor. Choosing 34 means you just wrote the base and exponent digits side by side instead of evaluating. Choosing 64 mixes up this base and exponent with 4³ (4 × 4 × 4 = 64).</w:t>
+      </w:r>
+    </w:p>
+    <w:p>
+      <w:pPr>
+        <w:pStyle w:val="Heading2"/>
+        <w:spacing w:after="80" w:before="180"/>
+      </w:pPr>
+      <w:r>
+        <w:rPr>
+          <w:b/>
+          <w:bCs/>
+          <w:color w:val="12355B"/>
+          <w:sz w:val="24"/>
+          <w:szCs w:val="24"/>
+        </w:rPr>
+        <w:t xml:space="preserve">Math Writing Criteria</w:t>
+      </w:r>
+    </w:p>
+    <w:p>
+      <w:pPr>
+        <w:spacing w:after="100"/>
+      </w:pPr>
+      <w:r>
+        <w:rPr>
+          <w:i/>
+          <w:iCs/>
+          <w:color w:val="5F6F80"/>
+          <w:sz w:val="19"/>
+          <w:szCs w:val="19"/>
+        </w:rPr>
+        <w:t xml:space="preserve">The support level changes the amount of language scaffolding, not the mathematical expectation.</w:t>
+      </w:r>
+    </w:p>
+    <w:p>
+      <w:pPr>
+        <w:spacing w:after="80"/>
+      </w:pPr>
+      <w:r>
+        <w:rPr>
+          <w:sz w:val="20"/>
+          <w:szCs w:val="20"/>
+        </w:rPr>
+        <w:t xml:space="preserve">☐  I answered the question.</w:t>
+      </w:r>
+    </w:p>
+    <w:p>
+      <w:pPr>
+        <w:spacing w:after="80"/>
+      </w:pPr>
+      <w:r>
+        <w:rPr>
+          <w:sz w:val="20"/>
+          <w:szCs w:val="20"/>
+        </w:rPr>
+        <w:t xml:space="preserve">☐  I used math evidence: numbers, an equation, a model, or a comparison.</w:t>
+      </w:r>
+    </w:p>
+    <w:p>
+      <w:pPr>
+        <w:spacing w:after="80"/>
+      </w:pPr>
+      <w:r>
+        <w:rPr>
+          <w:sz w:val="20"/>
+          <w:szCs w:val="20"/>
+        </w:rPr>
+        <w:t xml:space="preserve">☐  I explained how the evidence proves my answer.</w:t>
+      </w:r>
+    </w:p>
+    <w:p>
+      <w:pPr>
+        <w:spacing w:after="80"/>
+      </w:pPr>
+      <w:r>
+        <w:rPr>
+          <w:sz w:val="20"/>
+          <w:szCs w:val="20"/>
+        </w:rPr>
+        <w:t xml:space="preserve">☐  I used at least two math words.</w:t>
+      </w:r>
+    </w:p>
+    <w:p>
+      <w:pPr>
+        <w:spacing w:after="80"/>
+      </w:pPr>
+      <w:r>
+        <w:rPr>
+          <w:sz w:val="20"/>
+          <w:szCs w:val="20"/>
+        </w:rPr>
+        <w:t xml:space="preserve">☐  I reread complete sentences and punctuation.</w:t>
       </w:r>
     </w:p>
     <w:sectPr>

--- a/lessons/6-1/downloads/6-1-notes-teacher.docx
+++ b/lessons/6-1/downloads/6-1-notes-teacher.docx
@@ -180,7 +180,7 @@
                 <w:sz w:val="20"/>
                 <w:szCs w:val="20"/>
               </w:rPr>
-              <w:t xml:space="preserve">I can use models to interpret what it means to divide by a fraction.</w:t>
+              <w:t xml:space="preserve">I can use models to divide a whole number by a fraction and a fraction by a whole number.</w:t>
             </w:r>
           </w:p>
           <w:p>
@@ -202,7 +202,7 @@
                 <w:sz w:val="20"/>
                 <w:szCs w:val="20"/>
               </w:rPr>
-              <w:t xml:space="preserve">I can explain a fraction division using the words dividend, divisor, quotient, reciprocal, and unit fraction.</w:t>
+              <w:t xml:space="preserve">I can explain a division model using the words dividend, divisor, quotient, and how many fit.</w:t>
             </w:r>
           </w:p>
         </w:tc>
@@ -1293,7 +1293,7 @@
           <w:sz w:val="22"/>
           <w:szCs w:val="22"/>
         </w:rPr>
-        <w:t xml:space="preserve">__________  —  Finding how many groups of one fraction fit inside another amount.</w:t>
+        <w:t xml:space="preserve">Dividing asks how many groups of one ___ fit inside another amount.</w:t>
       </w:r>
     </w:p>
     <w:p>
@@ -4014,7 +4014,7 @@
           <w:sz w:val="21"/>
           <w:szCs w:val="21"/>
         </w:rPr>
-        <w:t xml:space="preserve">What is 6 ÷ 1/5?</w:t>
+        <w:t xml:space="preserve">A half-pan of brownies is shared equally among 4 people. How much of the whole pan does each get?</w:t>
       </w:r>
     </w:p>
     <w:p>
@@ -4027,7 +4027,7 @@
           <w:sz w:val="20"/>
           <w:szCs w:val="20"/>
         </w:rPr>
-        <w:t xml:space="preserve">A)  30</w:t>
+        <w:t xml:space="preserve">A)  1/8</w:t>
       </w:r>
     </w:p>
     <w:p>
@@ -4040,7 +4040,7 @@
           <w:sz w:val="20"/>
           <w:szCs w:val="20"/>
         </w:rPr>
-        <w:t xml:space="preserve">B)  6/5</w:t>
+        <w:t xml:space="preserve">B)  2</w:t>
       </w:r>
     </w:p>
     <w:p>
@@ -4053,7 +4053,7 @@
           <w:sz w:val="20"/>
           <w:szCs w:val="20"/>
         </w:rPr>
-        <w:t xml:space="preserve">C)  5/6</w:t>
+        <w:t xml:space="preserve">C)  4/2</w:t>
       </w:r>
     </w:p>
     <w:p>
@@ -4066,7 +4066,7 @@
           <w:sz w:val="20"/>
           <w:szCs w:val="20"/>
         </w:rPr>
-        <w:t xml:space="preserve">D)  1</w:t>
+        <w:t xml:space="preserve">D)  1/2</w:t>
       </w:r>
     </w:p>
     <w:p>
@@ -4124,32 +4124,6 @@
     </w:tbl>
     <w:p>
       <w:pPr>
-        <w:pStyle w:val="Heading2"/>
-        <w:spacing w:after="80" w:before="180"/>
-      </w:pPr>
-      <w:r>
-        <w:rPr>
-          <w:b/>
-          <w:bCs/>
-          <w:color w:val="12355B"/>
-          <w:sz w:val="24"/>
-          <w:szCs w:val="24"/>
-        </w:rPr>
-        <w:t xml:space="preserve">On Level</w:t>
-      </w:r>
-      <w:r>
-        <w:rPr>
-          <w:i/>
-          <w:iCs/>
-          <w:color w:val="12355B"/>
-          <w:sz w:val="19"/>
-          <w:szCs w:val="19"/>
-        </w:rPr>
-        <w:t xml:space="preserve">   grade-level practice</w:t>
-      </w:r>
-    </w:p>
-    <w:p>
-      <w:pPr>
         <w:keepNext/>
         <w:spacing w:after="60" w:before="160"/>
       </w:pPr>
@@ -4170,7 +4144,7 @@
           <w:sz w:val="21"/>
           <w:szCs w:val="21"/>
         </w:rPr>
-        <w:t xml:space="preserve">A shelf is 5 feet long. Books are each 1/4 foot wide. How many books fit on the shelf? Which expression represents this?</w:t>
+        <w:t xml:space="preserve">What is 6 ÷ 1/5?</w:t>
       </w:r>
     </w:p>
     <w:p>
@@ -4183,7 +4157,7 @@
           <w:sz w:val="20"/>
           <w:szCs w:val="20"/>
         </w:rPr>
-        <w:t xml:space="preserve">A)  5 ÷ 1/4 = 20 books</w:t>
+        <w:t xml:space="preserve">A)  30</w:t>
       </w:r>
     </w:p>
     <w:p>
@@ -4196,7 +4170,7 @@
           <w:sz w:val="20"/>
           <w:szCs w:val="20"/>
         </w:rPr>
-        <w:t xml:space="preserve">B)  5 × 1/4 = 1 1/4 books</w:t>
+        <w:t xml:space="preserve">B)  6/5</w:t>
       </w:r>
     </w:p>
     <w:p>
@@ -4209,7 +4183,7 @@
           <w:sz w:val="20"/>
           <w:szCs w:val="20"/>
         </w:rPr>
-        <w:t xml:space="preserve">C)  1/4 ÷ 5 = 1/20 book</w:t>
+        <w:t xml:space="preserve">C)  5/6</w:t>
       </w:r>
     </w:p>
     <w:p>
@@ -4222,7 +4196,7 @@
           <w:sz w:val="20"/>
           <w:szCs w:val="20"/>
         </w:rPr>
-        <w:t xml:space="preserve">D)  5 + 1/4 = 5 1/4 books</w:t>
+        <w:t xml:space="preserve">D)  1</w:t>
       </w:r>
     </w:p>
     <w:p>
@@ -4280,6 +4254,162 @@
     </w:tbl>
     <w:p>
       <w:pPr>
+        <w:pStyle w:val="Heading2"/>
+        <w:spacing w:after="80" w:before="180"/>
+      </w:pPr>
+      <w:r>
+        <w:rPr>
+          <w:b/>
+          <w:bCs/>
+          <w:color w:val="12355B"/>
+          <w:sz w:val="24"/>
+          <w:szCs w:val="24"/>
+        </w:rPr>
+        <w:t xml:space="preserve">On Level</w:t>
+      </w:r>
+      <w:r>
+        <w:rPr>
+          <w:i/>
+          <w:iCs/>
+          <w:color w:val="12355B"/>
+          <w:sz w:val="19"/>
+          <w:szCs w:val="19"/>
+        </w:rPr>
+        <w:t xml:space="preserve">   grade-level practice</w:t>
+      </w:r>
+    </w:p>
+    <w:p>
+      <w:pPr>
+        <w:keepNext/>
+        <w:spacing w:after="60" w:before="160"/>
+      </w:pPr>
+      <w:r>
+        <w:rPr>
+          <w:b/>
+          <w:bCs/>
+          <w:color w:val="12355B"/>
+          <w:sz w:val="22"/>
+          <w:szCs w:val="22"/>
+        </w:rPr>
+        <w:t xml:space="preserve">4.  </w:t>
+      </w:r>
+      <w:r>
+        <w:rPr>
+          <w:b/>
+          <w:bCs/>
+          <w:sz w:val="21"/>
+          <w:szCs w:val="21"/>
+        </w:rPr>
+        <w:t xml:space="preserve">A shelf is 5 feet long. Books are each 1/4 foot wide. How many books fit on the shelf? Which expression represents this?</w:t>
+      </w:r>
+    </w:p>
+    <w:p>
+      <w:pPr>
+        <w:spacing w:after="40"/>
+        <w:ind w:left="420"/>
+      </w:pPr>
+      <w:r>
+        <w:rPr>
+          <w:sz w:val="20"/>
+          <w:szCs w:val="20"/>
+        </w:rPr>
+        <w:t xml:space="preserve">A)  5 ÷ 1/4 = 20 books</w:t>
+      </w:r>
+    </w:p>
+    <w:p>
+      <w:pPr>
+        <w:spacing w:after="40"/>
+        <w:ind w:left="420"/>
+      </w:pPr>
+      <w:r>
+        <w:rPr>
+          <w:sz w:val="20"/>
+          <w:szCs w:val="20"/>
+        </w:rPr>
+        <w:t xml:space="preserve">B)  5 × 1/4 = 1 1/4 books</w:t>
+      </w:r>
+    </w:p>
+    <w:p>
+      <w:pPr>
+        <w:spacing w:after="40"/>
+        <w:ind w:left="420"/>
+      </w:pPr>
+      <w:r>
+        <w:rPr>
+          <w:sz w:val="20"/>
+          <w:szCs w:val="20"/>
+        </w:rPr>
+        <w:t xml:space="preserve">C)  1/4 ÷ 5 = 1/20 book</w:t>
+      </w:r>
+    </w:p>
+    <w:p>
+      <w:pPr>
+        <w:spacing w:after="40"/>
+        <w:ind w:left="420"/>
+      </w:pPr>
+      <w:r>
+        <w:rPr>
+          <w:sz w:val="20"/>
+          <w:szCs w:val="20"/>
+        </w:rPr>
+        <w:t xml:space="preserve">D)  5 + 1/4 = 5 1/4 books</w:t>
+      </w:r>
+    </w:p>
+    <w:p>
+      <w:pPr>
+        <w:spacing w:after="20"/>
+      </w:pPr>
+      <w:r>
+        <w:t xml:space="preserve"/>
+      </w:r>
+    </w:p>
+    <w:tbl>
+      <w:tblPr>
+        <w:tblW w:type="pct" w:w="100%"/>
+        <w:tblBorders>
+          <w:top w:val="single" w:color="C7D2DD" w:sz="6"/>
+          <w:left w:val="single" w:color="C7D2DD" w:sz="6"/>
+          <w:bottom w:val="single" w:color="C7D2DD" w:sz="6"/>
+          <w:right w:val="single" w:color="C7D2DD" w:sz="6"/>
+          <w:insideH w:val="single" w:color="auto" w:sz="4"/>
+          <w:insideV w:val="single" w:color="auto" w:sz="4"/>
+        </w:tblBorders>
+      </w:tblPr>
+      <w:tblGrid>
+        <w:gridCol w:w="100"/>
+      </w:tblGrid>
+      <w:tr>
+        <w:tc>
+          <w:tcPr>
+            <w:shd w:fill="FBF3E2" w:color="auto" w:val="clear"/>
+            <w:tcMar>
+              <w:top w:type="dxa" w:w="60"/>
+              <w:left w:type="dxa" w:w="120"/>
+              <w:bottom w:type="dxa" w:w="60"/>
+              <w:right w:type="dxa" w:w="120"/>
+            </w:tcMar>
+          </w:tcPr>
+          <w:p>
+            <w:pPr>
+              <w:spacing w:after="0" w:line="320"/>
+            </w:pPr>
+            <w:r>
+              <w:t xml:space="preserve"/>
+            </w:r>
+          </w:p>
+          <w:p>
+            <w:pPr>
+              <w:spacing w:after="0" w:line="320"/>
+            </w:pPr>
+            <w:r>
+              <w:t xml:space="preserve"/>
+            </w:r>
+          </w:p>
+        </w:tc>
+      </w:tr>
+    </w:tbl>
+    <w:p>
+      <w:pPr>
         <w:pStyle w:val="Heading1"/>
         <w:pageBreakBefore/>
         <w:pBdr>
@@ -4736,7 +4866,7 @@
           <w:sz w:val="21"/>
           <w:szCs w:val="21"/>
         </w:rPr>
-        <w:t xml:space="preserve">A)  30</w:t>
+        <w:t xml:space="preserve">A)  1/8</w:t>
       </w:r>
       <w:r>
         <w:rPr>
@@ -4746,6 +4876,37 @@
           <w:sz w:val="19"/>
           <w:szCs w:val="19"/>
         </w:rPr>
+        <w:t xml:space="preserve">  — This is 1/2 ÷ 4. Cutting the half into 4 equal parts makes eighths, so each person gets 1/8 of the whole pan.</w:t>
+      </w:r>
+    </w:p>
+    <w:p>
+      <w:pPr>
+        <w:spacing w:after="80"/>
+      </w:pPr>
+      <w:r>
+        <w:rPr>
+          <w:b/>
+          <w:bCs/>
+          <w:sz w:val="21"/>
+          <w:szCs w:val="21"/>
+        </w:rPr>
+        <w:t xml:space="preserve">3.  </w:t>
+      </w:r>
+      <w:r>
+        <w:rPr>
+          <w:sz w:val="21"/>
+          <w:szCs w:val="21"/>
+        </w:rPr>
+        <w:t xml:space="preserve">A)  30</w:t>
+      </w:r>
+      <w:r>
+        <w:rPr>
+          <w:i/>
+          <w:iCs/>
+          <w:color w:val="5F6F80"/>
+          <w:sz w:val="19"/>
+          <w:szCs w:val="19"/>
+        </w:rPr>
         <w:t xml:space="preserve">  — 6 ÷ 1/5 means how many 1/5-size pieces fit into 6. Each whole has 5 fifths, so 6 × 5 = 30.</w:t>
       </w:r>
     </w:p>
@@ -4776,7 +4937,7 @@
           <w:sz w:val="21"/>
           <w:szCs w:val="21"/>
         </w:rPr>
-        <w:t xml:space="preserve">3.  </w:t>
+        <w:t xml:space="preserve">4.  </w:t>
       </w:r>
       <w:r>
         <w:rPr>

--- a/lessons/6-1/downloads/6-1-notes-teacher.docx
+++ b/lessons/6-1/downloads/6-1-notes-teacher.docx
@@ -219,10 +219,12 @@
     <w:p>
       <w:pPr>
         <w:pStyle w:val="Heading1"/>
+        <w:keepNext/>
+        <w:keepLines/>
         <w:pBdr>
           <w:bottom w:val="single" w:color="1FA6A2" w:sz="14" w:space="6"/>
         </w:pBdr>
-        <w:spacing w:after="140" w:before="260"/>
+        <w:spacing w:after="140" w:before="300"/>
       </w:pPr>
       <w:r>
         <w:rPr>
@@ -1177,10 +1179,12 @@
     <w:p>
       <w:pPr>
         <w:pStyle w:val="Heading1"/>
+        <w:keepNext/>
+        <w:keepLines/>
         <w:pBdr>
           <w:bottom w:val="single" w:color="1FA6A2" w:sz="14" w:space="6"/>
         </w:pBdr>
-        <w:spacing w:after="140" w:before="260"/>
+        <w:spacing w:after="140" w:before="300"/>
       </w:pPr>
       <w:r>
         <w:rPr>
@@ -1276,7 +1280,8 @@
     </w:p>
     <w:p>
       <w:pPr>
-        <w:spacing w:after="120" w:before="80"/>
+        <w:keepLines/>
+        <w:spacing w:after="260" w:before="200"/>
       </w:pPr>
       <w:r>
         <w:rPr>
@@ -1293,34 +1298,27 @@
           <w:sz w:val="22"/>
           <w:szCs w:val="22"/>
         </w:rPr>
-        <w:t xml:space="preserve">Dividing asks how many groups of one ___ fit inside another amount.</w:t>
-      </w:r>
-    </w:p>
-    <w:p>
-      <w:pPr>
-        <w:spacing w:after="120" w:before="80"/>
-      </w:pPr>
-      <w:r>
-        <w:rPr>
-          <w:b/>
-          <w:bCs/>
-          <w:color w:val="12355B"/>
+        <w:t xml:space="preserve">Dividing asks how many groups of one </w:t>
+      </w:r>
+      <w:r>
+        <w:rPr>
           <w:sz w:val="22"/>
           <w:szCs w:val="22"/>
         </w:rPr>
-        <w:t xml:space="preserve">2.  </w:t>
+        <w:t xml:space="preserve">________________</w:t>
       </w:r>
       <w:r>
         <w:rPr>
           <w:sz w:val="22"/>
           <w:szCs w:val="22"/>
         </w:rPr>
-        <w:t xml:space="preserve">In 6 ÷ 1/2, the number 6 being divided is the ___.</w:t>
-      </w:r>
-    </w:p>
-    <w:p>
-      <w:pPr>
-        <w:spacing w:after="120" w:before="80"/>
+        <w:t xml:space="preserve"> fit inside another amount.</w:t>
+      </w:r>
+    </w:p>
+    <w:p>
+      <w:pPr>
+        <w:keepLines/>
+        <w:spacing w:after="260" w:before="200"/>
       </w:pPr>
       <w:r>
         <w:rPr>
@@ -1330,41 +1328,34 @@
           <w:sz w:val="22"/>
           <w:szCs w:val="22"/>
         </w:rPr>
-        <w:t xml:space="preserve">3.  </w:t>
+        <w:t xml:space="preserve">2.  </w:t>
       </w:r>
       <w:r>
         <w:rPr>
           <w:sz w:val="22"/>
           <w:szCs w:val="22"/>
         </w:rPr>
-        <w:t xml:space="preserve">In 6 ÷ 1/2, the number 1/2 we divide by is the ___.</w:t>
-      </w:r>
-    </w:p>
-    <w:p>
-      <w:pPr>
-        <w:spacing w:after="120" w:before="80"/>
-      </w:pPr>
-      <w:r>
-        <w:rPr>
-          <w:b/>
-          <w:bCs/>
-          <w:color w:val="12355B"/>
+        <w:t xml:space="preserve">In 6 ÷ 1/2, the number 6 being divided is the </w:t>
+      </w:r>
+      <w:r>
+        <w:rPr>
           <w:sz w:val="22"/>
           <w:szCs w:val="22"/>
         </w:rPr>
-        <w:t xml:space="preserve">4.  </w:t>
+        <w:t xml:space="preserve">________________</w:t>
       </w:r>
       <w:r>
         <w:rPr>
           <w:sz w:val="22"/>
           <w:szCs w:val="22"/>
         </w:rPr>
-        <w:t xml:space="preserve">The answer to a division problem is the ___.</w:t>
-      </w:r>
-    </w:p>
-    <w:p>
-      <w:pPr>
-        <w:spacing w:after="120" w:before="80"/>
+        <w:t xml:space="preserve">.</w:t>
+      </w:r>
+    </w:p>
+    <w:p>
+      <w:pPr>
+        <w:keepLines/>
+        <w:spacing w:after="260" w:before="200"/>
       </w:pPr>
       <w:r>
         <w:rPr>
@@ -1374,46 +1365,150 @@
           <w:sz w:val="22"/>
           <w:szCs w:val="22"/>
         </w:rPr>
-        <w:t xml:space="preserve">5.  </w:t>
+        <w:t xml:space="preserve">3.  </w:t>
       </w:r>
       <w:r>
         <w:rPr>
           <w:sz w:val="22"/>
           <w:szCs w:val="22"/>
         </w:rPr>
-        <w:t xml:space="preserve">The fraction you get by flipping the numerator and denominator is the ___.</w:t>
-      </w:r>
-    </w:p>
-    <w:p>
-      <w:pPr>
-        <w:spacing w:after="120" w:before="80"/>
-      </w:pPr>
-      <w:r>
-        <w:rPr>
-          <w:b/>
-          <w:bCs/>
-          <w:color w:val="12355B"/>
+        <w:t xml:space="preserve">In 6 ÷ 1/2, the number 1/2 we divide by is the </w:t>
+      </w:r>
+      <w:r>
+        <w:rPr>
           <w:sz w:val="22"/>
           <w:szCs w:val="22"/>
         </w:rPr>
-        <w:t xml:space="preserve">6.  </w:t>
+        <w:t xml:space="preserve">________________</w:t>
       </w:r>
       <w:r>
         <w:rPr>
           <w:sz w:val="22"/>
           <w:szCs w:val="22"/>
         </w:rPr>
-        <w:t xml:space="preserve">A fraction with a numerator of 1, like 1/5, is a ___.</w:t>
+        <w:t xml:space="preserve">.</w:t>
+      </w:r>
+    </w:p>
+    <w:p>
+      <w:pPr>
+        <w:keepLines/>
+        <w:spacing w:after="260" w:before="200"/>
+      </w:pPr>
+      <w:r>
+        <w:rPr>
+          <w:b/>
+          <w:bCs/>
+          <w:color w:val="12355B"/>
+          <w:sz w:val="22"/>
+          <w:szCs w:val="22"/>
+        </w:rPr>
+        <w:t xml:space="preserve">4.  </w:t>
+      </w:r>
+      <w:r>
+        <w:rPr>
+          <w:sz w:val="22"/>
+          <w:szCs w:val="22"/>
+        </w:rPr>
+        <w:t xml:space="preserve">The answer to a division problem is the </w:t>
+      </w:r>
+      <w:r>
+        <w:rPr>
+          <w:sz w:val="22"/>
+          <w:szCs w:val="22"/>
+        </w:rPr>
+        <w:t xml:space="preserve">________________</w:t>
+      </w:r>
+      <w:r>
+        <w:rPr>
+          <w:sz w:val="22"/>
+          <w:szCs w:val="22"/>
+        </w:rPr>
+        <w:t xml:space="preserve">.</w:t>
+      </w:r>
+    </w:p>
+    <w:p>
+      <w:pPr>
+        <w:keepLines/>
+        <w:spacing w:after="260" w:before="200"/>
+      </w:pPr>
+      <w:r>
+        <w:rPr>
+          <w:b/>
+          <w:bCs/>
+          <w:color w:val="12355B"/>
+          <w:sz w:val="22"/>
+          <w:szCs w:val="22"/>
+        </w:rPr>
+        <w:t xml:space="preserve">5.  </w:t>
+      </w:r>
+      <w:r>
+        <w:rPr>
+          <w:sz w:val="22"/>
+          <w:szCs w:val="22"/>
+        </w:rPr>
+        <w:t xml:space="preserve">The fraction you get by flipping the numerator and denominator is the </w:t>
+      </w:r>
+      <w:r>
+        <w:rPr>
+          <w:sz w:val="22"/>
+          <w:szCs w:val="22"/>
+        </w:rPr>
+        <w:t xml:space="preserve">________________</w:t>
+      </w:r>
+      <w:r>
+        <w:rPr>
+          <w:sz w:val="22"/>
+          <w:szCs w:val="22"/>
+        </w:rPr>
+        <w:t xml:space="preserve">.</w:t>
+      </w:r>
+    </w:p>
+    <w:p>
+      <w:pPr>
+        <w:keepLines/>
+        <w:spacing w:after="260" w:before="200"/>
+      </w:pPr>
+      <w:r>
+        <w:rPr>
+          <w:b/>
+          <w:bCs/>
+          <w:color w:val="12355B"/>
+          <w:sz w:val="22"/>
+          <w:szCs w:val="22"/>
+        </w:rPr>
+        <w:t xml:space="preserve">6.  </w:t>
+      </w:r>
+      <w:r>
+        <w:rPr>
+          <w:sz w:val="22"/>
+          <w:szCs w:val="22"/>
+        </w:rPr>
+        <w:t xml:space="preserve">A fraction with a numerator of 1, like 1/5, is a </w:t>
+      </w:r>
+      <w:r>
+        <w:rPr>
+          <w:sz w:val="22"/>
+          <w:szCs w:val="22"/>
+        </w:rPr>
+        <w:t xml:space="preserve">________________</w:t>
+      </w:r>
+      <w:r>
+        <w:rPr>
+          <w:sz w:val="22"/>
+          <w:szCs w:val="22"/>
+        </w:rPr>
+        <w:t xml:space="preserve">.</w:t>
       </w:r>
     </w:p>
     <w:p>
       <w:pPr>
         <w:pStyle w:val="Heading1"/>
-        <w:pageBreakBefore/>
+        <w:keepNext/>
+        <w:keepLines/>
         <w:pBdr>
           <w:bottom w:val="single" w:color="1FA6A2" w:sz="14" w:space="6"/>
         </w:pBdr>
-        <w:spacing w:after="140" w:before="0"/>
+        <w:spacing w:after="140" w:before="300"/>
       </w:pPr>
       <w:r>
         <w:rPr>
@@ -2694,11 +2789,12 @@
     <w:p>
       <w:pPr>
         <w:pStyle w:val="Heading1"/>
-        <w:pageBreakBefore/>
+        <w:keepNext/>
+        <w:keepLines/>
         <w:pBdr>
           <w:bottom w:val="single" w:color="1FA6A2" w:sz="14" w:space="6"/>
         </w:pBdr>
-        <w:spacing w:after="140" w:before="0"/>
+        <w:spacing w:after="140" w:before="300"/>
       </w:pPr>
       <w:r>
         <w:rPr>
@@ -3053,11 +3149,12 @@
     <w:p>
       <w:pPr>
         <w:pStyle w:val="Heading1"/>
-        <w:pageBreakBefore/>
+        <w:keepNext/>
+        <w:keepLines/>
         <w:pBdr>
           <w:bottom w:val="single" w:color="1FA6A2" w:sz="14" w:space="6"/>
         </w:pBdr>
-        <w:spacing w:after="140" w:before="0"/>
+        <w:spacing w:after="140" w:before="300"/>
       </w:pPr>
       <w:r>
         <w:rPr>
@@ -3778,11 +3875,12 @@
     <w:p>
       <w:pPr>
         <w:pStyle w:val="Heading1"/>
-        <w:pageBreakBefore/>
+        <w:keepNext/>
+        <w:keepLines/>
         <w:pBdr>
           <w:bottom w:val="single" w:color="1FA6A2" w:sz="14" w:space="6"/>
         </w:pBdr>
-        <w:spacing w:after="140" w:before="0"/>
+        <w:spacing w:after="140" w:before="300"/>
       </w:pPr>
       <w:r>
         <w:rPr>
@@ -4411,11 +4509,12 @@
     <w:p>
       <w:pPr>
         <w:pStyle w:val="Heading1"/>
-        <w:pageBreakBefore/>
+        <w:keepNext/>
+        <w:keepLines/>
         <w:pBdr>
           <w:bottom w:val="single" w:color="1FA6A2" w:sz="14" w:space="6"/>
         </w:pBdr>
-        <w:spacing w:after="140" w:before="0"/>
+        <w:spacing w:after="140" w:before="300"/>
       </w:pPr>
       <w:r>
         <w:rPr>
@@ -4528,6 +4627,8 @@
     <w:p>
       <w:pPr>
         <w:pStyle w:val="Heading1"/>
+        <w:keepNext/>
+        <w:keepLines/>
         <w:pageBreakBefore/>
         <w:pBdr>
           <w:bottom w:val="single" w:color="1FA6A2" w:sz="14" w:space="6"/>

--- a/lessons/6-1/downloads/6-1-notes-teacher.docx
+++ b/lessons/6-1/downloads/6-1-notes-teacher.docx
@@ -180,7 +180,7 @@
                 <w:sz w:val="20"/>
                 <w:szCs w:val="20"/>
               </w:rPr>
-              <w:t xml:space="preserve">I can use models to divide a whole number by a fraction and a fraction by a whole number.</w:t>
+              <w:t xml:space="preserve">I can divide a whole number by a unit fraction and a unit fraction by a whole number by writing the whole number over 1 and using Keep, Change, Flip.</w:t>
             </w:r>
           </w:p>
           <w:p>
@@ -202,7 +202,7 @@
                 <w:sz w:val="20"/>
                 <w:szCs w:val="20"/>
               </w:rPr>
-              <w:t xml:space="preserve">I can explain a division model using the words dividend, divisor, quotient, and how many fit.</w:t>
+              <w:t xml:space="preserve">I can explain each step of Keep, Change, Flip using the words reciprocal, divisor, and quotient.</w:t>
             </w:r>
           </w:p>
         </w:tc>
@@ -507,7 +507,7 @@
                 <w:sz w:val="24"/>
                 <w:szCs w:val="24"/>
               </w:rPr>
-              <w:t xml:space="preserve">Dividend</w:t>
+              <w:t xml:space="preserve">Reciprocal</w:t>
             </w:r>
             <w:r>
               <w:rPr>
@@ -517,7 +517,7 @@
                 <w:sz w:val="19"/>
                 <w:szCs w:val="19"/>
               </w:rPr>
-              <w:t xml:space="preserve">   Dividendo</w:t>
+              <w:t xml:space="preserve">   Recíproco</w:t>
             </w:r>
           </w:p>
           <w:p>
@@ -529,7 +529,7 @@
                 <w:sz w:val="21"/>
                 <w:szCs w:val="21"/>
               </w:rPr>
-              <w:t xml:space="preserve">The number you are splitting up in a division problem.</w:t>
+              <w:t xml:space="preserve">A fraction turned upside down.</w:t>
             </w:r>
           </w:p>
           <w:p>
@@ -554,7 +554,7 @@
                 <w:sz w:val="18"/>
                 <w:szCs w:val="18"/>
               </w:rPr>
-              <w:t xml:space="preserve">In 3 ÷ 1/4 = 12, the dividend is 3 — it is the total being split</w:t>
+              <w:t xml:space="preserve">The reciprocal of 1/4 is 4/1 = 4. A whole number like 3 is 3/1, so its reciprocal is 1/3.</w:t>
             </w:r>
           </w:p>
         </w:tc>
@@ -661,7 +661,7 @@
                 <w:sz w:val="24"/>
                 <w:szCs w:val="24"/>
               </w:rPr>
-              <w:t xml:space="preserve">Divisor</w:t>
+              <w:t xml:space="preserve">Quotient</w:t>
             </w:r>
             <w:r>
               <w:rPr>
@@ -671,7 +671,7 @@
                 <w:sz w:val="19"/>
                 <w:szCs w:val="19"/>
               </w:rPr>
-              <w:t xml:space="preserve">   Divisor</w:t>
+              <w:t xml:space="preserve">   Cociente</w:t>
             </w:r>
           </w:p>
           <w:p>
@@ -683,7 +683,7 @@
                 <w:sz w:val="21"/>
                 <w:szCs w:val="21"/>
               </w:rPr>
-              <w:t xml:space="preserve">The number you split by in a division problem.</w:t>
+              <w:t xml:space="preserve">The answer when you divide.</w:t>
             </w:r>
           </w:p>
           <w:p>
@@ -708,7 +708,7 @@
                 <w:sz w:val="18"/>
                 <w:szCs w:val="18"/>
               </w:rPr>
-              <w:t xml:space="preserve">In 3 ÷ 1/4 = 12, the divisor is 1/4 — it is the size of each piece</w:t>
+              <w:t xml:space="preserve">In 3 ÷ 1/4 = 12, the quotient is 12 — there are 12 quarter-size pieces in 3</w:t>
             </w:r>
           </w:p>
         </w:tc>
@@ -815,7 +815,7 @@
                 <w:sz w:val="24"/>
                 <w:szCs w:val="24"/>
               </w:rPr>
-              <w:t xml:space="preserve">Quotient</w:t>
+              <w:t xml:space="preserve">Dividend</w:t>
             </w:r>
             <w:r>
               <w:rPr>
@@ -825,7 +825,7 @@
                 <w:sz w:val="19"/>
                 <w:szCs w:val="19"/>
               </w:rPr>
-              <w:t xml:space="preserve">   Cociente</w:t>
+              <w:t xml:space="preserve">   Dividendo</w:t>
             </w:r>
           </w:p>
           <w:p>
@@ -837,7 +837,7 @@
                 <w:sz w:val="21"/>
                 <w:szCs w:val="21"/>
               </w:rPr>
-              <w:t xml:space="preserve">The answer when you divide.</w:t>
+              <w:t xml:space="preserve">The total number being divided into equal groups (the number inside the division bracket).</w:t>
             </w:r>
           </w:p>
           <w:p>
@@ -862,7 +862,7 @@
                 <w:sz w:val="18"/>
                 <w:szCs w:val="18"/>
               </w:rPr>
-              <w:t xml:space="preserve">In 3 ÷ 1/4 = 12, the quotient is 12 — there are 12 quarter-size pieces in 3</w:t>
+              <w:t xml:space="preserve">In 3 ÷ 1/4 = 12, the dividend is 3 — it is the total being split</w:t>
             </w:r>
           </w:p>
         </w:tc>
@@ -969,7 +969,7 @@
                 <w:sz w:val="24"/>
                 <w:szCs w:val="24"/>
               </w:rPr>
-              <w:t xml:space="preserve">Reciprocal</w:t>
+              <w:t xml:space="preserve">Divisor</w:t>
             </w:r>
             <w:r>
               <w:rPr>
@@ -979,7 +979,7 @@
                 <w:sz w:val="19"/>
                 <w:szCs w:val="19"/>
               </w:rPr>
-              <w:t xml:space="preserve">   Recíproco</w:t>
+              <w:t xml:space="preserve">   Divisor</w:t>
             </w:r>
           </w:p>
           <w:p>
@@ -991,7 +991,7 @@
                 <w:sz w:val="21"/>
                 <w:szCs w:val="21"/>
               </w:rPr>
-              <w:t xml:space="preserve">A fraction turned upside down.</w:t>
+              <w:t xml:space="preserve">The number of equal groups you are dividing into (the number outside the division bracket).</w:t>
             </w:r>
           </w:p>
           <w:p>
@@ -1016,7 +1016,7 @@
                 <w:sz w:val="18"/>
                 <w:szCs w:val="18"/>
               </w:rPr>
-              <w:t xml:space="preserve">The reciprocal of 1/4 is 4/1 = 4. Multiplying by the reciprocal gives the same result as dividing.</w:t>
+              <w:t xml:space="preserve">In 3 ÷ 1/4 = 12, the divisor is 1/4 — it is the size of each piece</w:t>
             </w:r>
           </w:p>
         </w:tc>
@@ -1264,7 +1264,7 @@
                 <w:sz w:val="21"/>
                 <w:szCs w:val="21"/>
               </w:rPr>
-              <w:t xml:space="preserve">Division of Fractions      •      Dividend      •      Divisor      •      Quotient      •      Reciprocal      •      Unit fraction</w:t>
+              <w:t xml:space="preserve">Division of Fractions      •      Reciprocal      •      Quotient      •      Dividend      •      Divisor      •      Unit fraction</w:t>
             </w:r>
           </w:p>
         </w:tc>
@@ -1335,7 +1335,7 @@
           <w:sz w:val="22"/>
           <w:szCs w:val="22"/>
         </w:rPr>
-        <w:t xml:space="preserve">In 6 ÷ 1/2, the number 6 being divided is the </w:t>
+        <w:t xml:space="preserve">Flipping the numerator and denominator gives the </w:t>
       </w:r>
       <w:r>
         <w:rPr>
@@ -1372,7 +1372,7 @@
           <w:sz w:val="22"/>
           <w:szCs w:val="22"/>
         </w:rPr>
-        <w:t xml:space="preserve">In 6 ÷ 1/2, the number 1/2 we divide by is the </w:t>
+        <w:t xml:space="preserve">The answer to a division problem is the </w:t>
       </w:r>
       <w:r>
         <w:rPr>
@@ -1409,7 +1409,7 @@
           <w:sz w:val="22"/>
           <w:szCs w:val="22"/>
         </w:rPr>
-        <w:t xml:space="preserve">The answer to a division problem is the </w:t>
+        <w:t xml:space="preserve">In 6 ÷ 1/2, the number 6 being divided is the </w:t>
       </w:r>
       <w:r>
         <w:rPr>
@@ -1446,7 +1446,7 @@
           <w:sz w:val="22"/>
           <w:szCs w:val="22"/>
         </w:rPr>
-        <w:t xml:space="preserve">The fraction you get by flipping the numerator and denominator is the </w:t>
+        <w:t xml:space="preserve">In 6 ÷ 1/2, the number 1/2 we divide by is the </w:t>
       </w:r>
       <w:r>
         <w:rPr>
@@ -1600,6 +1600,17 @@
               </w:rPr>
               <w:t xml:space="preserve">How does interpreting fraction division help the detective?</w:t>
             </w:r>
+            <w:r>
+              <w:rPr>
+                <w:i/>
+                <w:iCs/>
+                <w:color w:val="5F6F80"/>
+                <w:sz w:val="19"/>
+                <w:szCs w:val="19"/>
+              </w:rPr>
+              <w:br/>
+              <w:t xml:space="preserve">¿Cómo ayuda interpretar la división de fracciones al detective?</w:t>
+            </w:r>
           </w:p>
           <w:p>
             <w:pPr>
@@ -1728,14 +1739,14 @@
           <w:sz w:val="20"/>
           <w:szCs w:val="20"/>
         </w:rPr>
-        <w:t xml:space="preserve">Dividend — </w:t>
+        <w:t xml:space="preserve">Reciprocal — </w:t>
       </w:r>
       <w:r>
         <w:rPr>
           <w:sz w:val="20"/>
           <w:szCs w:val="20"/>
         </w:rPr>
-        <w:t xml:space="preserve">The number you are splitting up in a division problem.</w:t>
+        <w:t xml:space="preserve">A fraction turned upside down.</w:t>
       </w:r>
       <w:r>
         <w:rPr>
@@ -1746,7 +1757,7 @@
           <w:szCs w:val="18"/>
         </w:rPr>
         <w:br/>
-        <w:t xml:space="preserve">Dividendo — El número que estás repartiendo en una división.</w:t>
+        <w:t xml:space="preserve">Recíproco — Una fracción volteada de arriba abajo.</w:t>
       </w:r>
     </w:p>
     <w:p>
@@ -1771,14 +1782,14 @@
           <w:sz w:val="20"/>
           <w:szCs w:val="20"/>
         </w:rPr>
-        <w:t xml:space="preserve">Divisor — </w:t>
+        <w:t xml:space="preserve">Quotient — </w:t>
       </w:r>
       <w:r>
         <w:rPr>
           <w:sz w:val="20"/>
           <w:szCs w:val="20"/>
         </w:rPr>
-        <w:t xml:space="preserve">The number you split by in a division problem.</w:t>
+        <w:t xml:space="preserve">The answer when you divide.</w:t>
       </w:r>
       <w:r>
         <w:rPr>
@@ -1789,7 +1800,7 @@
           <w:szCs w:val="18"/>
         </w:rPr>
         <w:br/>
-        <w:t xml:space="preserve">Divisor — El número entre el que divides en una división.</w:t>
+        <w:t xml:space="preserve">Cociente — La respuesta cuando divides.</w:t>
       </w:r>
     </w:p>
     <w:p>
@@ -1814,14 +1825,14 @@
           <w:sz w:val="20"/>
           <w:szCs w:val="20"/>
         </w:rPr>
-        <w:t xml:space="preserve">Quotient — </w:t>
+        <w:t xml:space="preserve">Dividend — </w:t>
       </w:r>
       <w:r>
         <w:rPr>
           <w:sz w:val="20"/>
           <w:szCs w:val="20"/>
         </w:rPr>
-        <w:t xml:space="preserve">The answer when you divide.</w:t>
+        <w:t xml:space="preserve">The total number being divided into equal groups (the number inside the division bracket).</w:t>
       </w:r>
       <w:r>
         <w:rPr>
@@ -1832,7 +1843,7 @@
           <w:szCs w:val="18"/>
         </w:rPr>
         <w:br/>
-        <w:t xml:space="preserve">Cociente — La respuesta cuando divides.</w:t>
+        <w:t xml:space="preserve">Dividendo — El número total que se divide en partes iguales (el número dentro de la casilla de división).</w:t>
       </w:r>
     </w:p>
     <w:p>
@@ -1857,14 +1868,14 @@
           <w:sz w:val="20"/>
           <w:szCs w:val="20"/>
         </w:rPr>
-        <w:t xml:space="preserve">Reciprocal — </w:t>
+        <w:t xml:space="preserve">Divisor — </w:t>
       </w:r>
       <w:r>
         <w:rPr>
           <w:sz w:val="20"/>
           <w:szCs w:val="20"/>
         </w:rPr>
-        <w:t xml:space="preserve">A fraction turned upside down.</w:t>
+        <w:t xml:space="preserve">The number of equal groups you are dividing into (the number outside the division bracket).</w:t>
       </w:r>
       <w:r>
         <w:rPr>
@@ -1875,7 +1886,7 @@
           <w:szCs w:val="18"/>
         </w:rPr>
         <w:br/>
-        <w:t xml:space="preserve">Recíproco — Una fracción volteada de arriba abajo.</w:t>
+        <w:t xml:space="preserve">Divisor — El número de partes iguales en las que divides (el número fuera de la casilla de división).</w:t>
       </w:r>
     </w:p>
     <w:tbl>
@@ -3097,7 +3108,7 @@
           <w:sz w:val="21"/>
           <w:szCs w:val="21"/>
         </w:rPr>
-        <w:t xml:space="preserve">3 ÷ 1/4 asks: how many 1/4-size pieces fit into 3?</w:t>
+        <w:t xml:space="preserve">3 ÷ 1/4 asks how many 1/4-size pieces fit into 3.</w:t>
       </w:r>
     </w:p>
     <w:p>
@@ -3119,7 +3130,7 @@
           <w:sz w:val="21"/>
           <w:szCs w:val="21"/>
         </w:rPr>
-        <w:t xml:space="preserve">The answer is 12, because each whole has 4 fourths, and 3 × 4 = 12.</w:t>
+        <w:t xml:space="preserve">To find that, put a 1 under the 3 and use Keep, Change, Flip: 3/1 × 4/1 = 12.</w:t>
       </w:r>
     </w:p>
     <w:p>
@@ -4716,6 +4727,48 @@
           <w:sz w:val="21"/>
           <w:szCs w:val="21"/>
         </w:rPr>
+        <w:t xml:space="preserve">Reciprocal</w:t>
+      </w:r>
+    </w:p>
+    <w:p>
+      <w:pPr>
+        <w:spacing w:after="80"/>
+      </w:pPr>
+      <w:r>
+        <w:rPr>
+          <w:b/>
+          <w:bCs/>
+          <w:sz w:val="21"/>
+          <w:szCs w:val="21"/>
+        </w:rPr>
+        <w:t xml:space="preserve">Notes 3:  </w:t>
+      </w:r>
+      <w:r>
+        <w:rPr>
+          <w:sz w:val="21"/>
+          <w:szCs w:val="21"/>
+        </w:rPr>
+        <w:t xml:space="preserve">Quotient</w:t>
+      </w:r>
+    </w:p>
+    <w:p>
+      <w:pPr>
+        <w:spacing w:after="80"/>
+      </w:pPr>
+      <w:r>
+        <w:rPr>
+          <w:b/>
+          <w:bCs/>
+          <w:sz w:val="21"/>
+          <w:szCs w:val="21"/>
+        </w:rPr>
+        <w:t xml:space="preserve">Notes 4:  </w:t>
+      </w:r>
+      <w:r>
+        <w:rPr>
+          <w:sz w:val="21"/>
+          <w:szCs w:val="21"/>
+        </w:rPr>
         <w:t xml:space="preserve">Dividend</w:t>
       </w:r>
     </w:p>
@@ -4730,7 +4783,7 @@
           <w:sz w:val="21"/>
           <w:szCs w:val="21"/>
         </w:rPr>
-        <w:t xml:space="preserve">Notes 3:  </w:t>
+        <w:t xml:space="preserve">Notes 5:  </w:t>
       </w:r>
       <w:r>
         <w:rPr>
@@ -4738,48 +4791,6 @@
           <w:szCs w:val="21"/>
         </w:rPr>
         <w:t xml:space="preserve">Divisor</w:t>
-      </w:r>
-    </w:p>
-    <w:p>
-      <w:pPr>
-        <w:spacing w:after="80"/>
-      </w:pPr>
-      <w:r>
-        <w:rPr>
-          <w:b/>
-          <w:bCs/>
-          <w:sz w:val="21"/>
-          <w:szCs w:val="21"/>
-        </w:rPr>
-        <w:t xml:space="preserve">Notes 4:  </w:t>
-      </w:r>
-      <w:r>
-        <w:rPr>
-          <w:sz w:val="21"/>
-          <w:szCs w:val="21"/>
-        </w:rPr>
-        <w:t xml:space="preserve">Quotient</w:t>
-      </w:r>
-    </w:p>
-    <w:p>
-      <w:pPr>
-        <w:spacing w:after="80"/>
-      </w:pPr>
-      <w:r>
-        <w:rPr>
-          <w:b/>
-          <w:bCs/>
-          <w:sz w:val="21"/>
-          <w:szCs w:val="21"/>
-        </w:rPr>
-        <w:t xml:space="preserve">Notes 5:  </w:t>
-      </w:r>
-      <w:r>
-        <w:rPr>
-          <w:sz w:val="21"/>
-          <w:szCs w:val="21"/>
-        </w:rPr>
-        <w:t xml:space="preserve">Reciprocal</w:t>
       </w:r>
     </w:p>
     <w:p>
@@ -4946,7 +4957,7 @@
           <w:sz w:val="19"/>
           <w:szCs w:val="19"/>
         </w:rPr>
-        <w:t xml:space="preserve">  — 4 ÷ 1/2 = 4 × 2 = 8 pieces. Each whole foot contains 2 halves, and 4 × 2 = 8.</w:t>
+        <w:t xml:space="preserve">  — Write 4 ÷ 1/2. Put a 1 under the 4, then Keep, Change, Flip: 4/1 × 2/1 = 8 pieces.</w:t>
       </w:r>
     </w:p>
     <w:p>
@@ -4977,7 +4988,7 @@
           <w:sz w:val="19"/>
           <w:szCs w:val="19"/>
         </w:rPr>
-        <w:t xml:space="preserve">  — This is 1/2 ÷ 4. Cutting the half into 4 equal parts makes eighths, so each person gets 1/8 of the whole pan.</w:t>
+        <w:t xml:space="preserve">  — This is 1/2 ÷ 4. The whole number is second this time, so put a 1 under the 4, then Keep, Change, Flip: 1/2 × 1/4 = 1/8 of the whole pan.</w:t>
       </w:r>
     </w:p>
     <w:p>
@@ -5008,7 +5019,7 @@
           <w:sz w:val="19"/>
           <w:szCs w:val="19"/>
         </w:rPr>
-        <w:t xml:space="preserve">  — 6 ÷ 1/5 means how many 1/5-size pieces fit into 6. Each whole has 5 fifths, so 6 × 5 = 30.</w:t>
+        <w:t xml:space="preserve">  — Put a 1 under the 6: 6/1 ÷ 1/5. Keep, Change, Flip gives 6/1 × 5/1 = 30.</w:t>
       </w:r>
     </w:p>
     <w:p>
@@ -5055,7 +5066,7 @@
           <w:sz w:val="19"/>
           <w:szCs w:val="19"/>
         </w:rPr>
-        <w:t xml:space="preserve">  — You are finding how many 1/4-foot pieces fit into 5 feet, which is 5 ÷ 1/4 = 5 × 4 = 20 books.</w:t>
+        <w:t xml:space="preserve">  — The expression is 5 ÷ 1/4. Put a 1 under the 5, then Keep, Change, Flip: 5/1 × 4/1 = 20 books.</w:t>
       </w:r>
     </w:p>
     <w:p>
@@ -5093,7 +5104,7 @@
           <w:sz w:val="19"/>
           <w:szCs w:val="19"/>
         </w:rPr>
-        <w:t xml:space="preserve">  — 5 ÷ 1/4 means 'how many 1/4-size pieces fit into 5.' Since each whole has 4 fourths, 5 × 4 = 20.</w:t>
+        <w:t xml:space="preserve">  — 5 ÷ 1/4 means 'how many 1/4-size pieces fit into 5.' Put a 1 under the 5, then Keep, Change, Flip: 5/1 × 4/1 = 20.</w:t>
       </w:r>
     </w:p>
     <w:p>

--- a/lessons/6-1/downloads/6-1-notes-teacher.docx
+++ b/lessons/6-1/downloads/6-1-notes-teacher.docx
@@ -1521,47 +1521,6 @@
         <w:t xml:space="preserve">Write About the Math</w:t>
       </w:r>
     </w:p>
-    <w:p>
-      <w:pPr>
-        <w:spacing w:after="100"/>
-      </w:pPr>
-      <w:r>
-        <w:rPr>
-          <w:i/>
-          <w:iCs/>
-          <w:color w:val="5F6F80"/>
-          <w:sz w:val="19"/>
-          <w:szCs w:val="19"/>
-        </w:rPr>
-        <w:t xml:space="preserve">Use the support level you need. Every level answers the same math question.</w:t>
-      </w:r>
-    </w:p>
-    <w:p>
-      <w:pPr>
-        <w:pStyle w:val="Heading2"/>
-        <w:spacing w:after="80" w:before="180"/>
-      </w:pPr>
-      <w:r>
-        <w:rPr>
-          <w:b/>
-          <w:bCs/>
-          <w:color w:val="12355B"/>
-          <w:sz w:val="24"/>
-          <w:szCs w:val="24"/>
-        </w:rPr>
-        <w:t xml:space="preserve">1. Understand the Question</w:t>
-      </w:r>
-      <w:r>
-        <w:rPr>
-          <w:i/>
-          <w:iCs/>
-          <w:color w:val="B97A12"/>
-          <w:sz w:val="19"/>
-          <w:szCs w:val="19"/>
-        </w:rPr>
-        <w:t xml:space="preserve">   explain</w:t>
-      </w:r>
-    </w:p>
     <w:tbl>
       <w:tblPr>
         <w:tblW w:type="pct" w:w="100%"/>
@@ -1612,71 +1571,27 @@
               <w:t xml:space="preserve">¿Cómo ayuda interpretar la división de fracciones al detective?</w:t>
             </w:r>
           </w:p>
-          <w:p>
-            <w:pPr>
-              <w:spacing w:after="0"/>
-            </w:pPr>
-            <w:r>
-              <w:rPr>
-                <w:b/>
-                <w:bCs/>
-                <w:color w:val="12355B"/>
-                <w:sz w:val="20"/>
-                <w:szCs w:val="20"/>
-              </w:rPr>
-              <w:t xml:space="preserve">Your job:  </w:t>
-            </w:r>
-            <w:r>
-              <w:rPr>
-                <w:sz w:val="20"/>
-                <w:szCs w:val="20"/>
-              </w:rPr>
-              <w:t xml:space="preserve">Answer the question. Use math evidence. Explain how the evidence proves your answer.</w:t>
-            </w:r>
-            <w:r>
-              <w:rPr>
-                <w:i/>
-                <w:iCs/>
-                <w:color w:val="5F6F80"/>
-                <w:sz w:val="18"/>
-                <w:szCs w:val="18"/>
-              </w:rPr>
-              <w:br/>
-              <w:t xml:space="preserve">Responde la pregunta. Usa evidencia matemática. Explica cómo la evidencia demuestra tu respuesta.</w:t>
-            </w:r>
-          </w:p>
         </w:tc>
       </w:tr>
     </w:tbl>
     <w:p>
       <w:pPr>
-        <w:pStyle w:val="Heading2"/>
-        <w:spacing w:after="80" w:before="180"/>
-      </w:pPr>
-      <w:r>
-        <w:rPr>
-          <w:b/>
-          <w:bCs/>
-          <w:color w:val="12355B"/>
-          <w:sz w:val="24"/>
-          <w:szCs w:val="24"/>
-        </w:rPr>
-        <w:t xml:space="preserve">2. Plan Your Math Words</w:t>
-      </w:r>
+        <w:spacing w:after="100"/>
+      </w:pPr>
       <w:r>
         <w:rPr>
           <w:i/>
           <w:iCs/>
-          <w:color w:val="1FA6A2"/>
+          <w:color w:val="5F6F80"/>
           <w:sz w:val="19"/>
           <w:szCs w:val="19"/>
         </w:rPr>
-        <w:t xml:space="preserve">   check at least two</w:t>
-      </w:r>
-    </w:p>
-    <w:p>
-      <w:pPr>
-        <w:spacing w:after="60"/>
+        <w:t xml:space="preserve">Say your answer to a partner first. Then write it, using at least two of these words:</w:t>
+      </w:r>
+    </w:p>
+    <w:p>
+      <w:pPr>
+        <w:spacing w:after="40"/>
       </w:pPr>
       <w:r>
         <w:rPr>
@@ -1696,14 +1611,7 @@
           <w:sz w:val="20"/>
           <w:szCs w:val="20"/>
         </w:rPr>
-        <w:t xml:space="preserve">Division of Fractions — </w:t>
-      </w:r>
-      <w:r>
-        <w:rPr>
-          <w:sz w:val="20"/>
-          <w:szCs w:val="20"/>
-        </w:rPr>
-        <w:t xml:space="preserve">Finding how many groups of one fraction fit inside another amount.</w:t>
+        <w:t xml:space="preserve">Reciprocal</w:t>
       </w:r>
       <w:r>
         <w:rPr>
@@ -1713,13 +1621,12 @@
           <w:sz w:val="18"/>
           <w:szCs w:val="18"/>
         </w:rPr>
-        <w:br/>
-        <w:t xml:space="preserve">División de fracciones — Hallar cuántos grupos de una fracción caben dentro de otra cantidad.</w:t>
-      </w:r>
-    </w:p>
-    <w:p>
-      <w:pPr>
-        <w:spacing w:after="60"/>
+        <w:t xml:space="preserve">  ·  Recíproco</w:t>
+      </w:r>
+    </w:p>
+    <w:p>
+      <w:pPr>
+        <w:spacing w:after="40"/>
       </w:pPr>
       <w:r>
         <w:rPr>
@@ -1739,14 +1646,7 @@
           <w:sz w:val="20"/>
           <w:szCs w:val="20"/>
         </w:rPr>
-        <w:t xml:space="preserve">Reciprocal — </w:t>
-      </w:r>
-      <w:r>
-        <w:rPr>
-          <w:sz w:val="20"/>
-          <w:szCs w:val="20"/>
-        </w:rPr>
-        <w:t xml:space="preserve">A fraction turned upside down.</w:t>
+        <w:t xml:space="preserve">Quotient</w:t>
       </w:r>
       <w:r>
         <w:rPr>
@@ -1756,13 +1656,12 @@
           <w:sz w:val="18"/>
           <w:szCs w:val="18"/>
         </w:rPr>
-        <w:br/>
-        <w:t xml:space="preserve">Recíproco — Una fracción volteada de arriba abajo.</w:t>
-      </w:r>
-    </w:p>
-    <w:p>
-      <w:pPr>
-        <w:spacing w:after="60"/>
+        <w:t xml:space="preserve">  ·  Cociente</w:t>
+      </w:r>
+    </w:p>
+    <w:p>
+      <w:pPr>
+        <w:spacing w:after="40"/>
       </w:pPr>
       <w:r>
         <w:rPr>
@@ -1782,14 +1681,7 @@
           <w:sz w:val="20"/>
           <w:szCs w:val="20"/>
         </w:rPr>
-        <w:t xml:space="preserve">Quotient — </w:t>
-      </w:r>
-      <w:r>
-        <w:rPr>
-          <w:sz w:val="20"/>
-          <w:szCs w:val="20"/>
-        </w:rPr>
-        <w:t xml:space="preserve">The answer when you divide.</w:t>
+        <w:t xml:space="preserve">Dividend</w:t>
       </w:r>
       <w:r>
         <w:rPr>
@@ -1799,13 +1691,12 @@
           <w:sz w:val="18"/>
           <w:szCs w:val="18"/>
         </w:rPr>
-        <w:br/>
-        <w:t xml:space="preserve">Cociente — La respuesta cuando divides.</w:t>
-      </w:r>
-    </w:p>
-    <w:p>
-      <w:pPr>
-        <w:spacing w:after="60"/>
+        <w:t xml:space="preserve">  ·  Dividendo</w:t>
+      </w:r>
+    </w:p>
+    <w:p>
+      <w:pPr>
+        <w:spacing w:after="40"/>
       </w:pPr>
       <w:r>
         <w:rPr>
@@ -1825,14 +1716,7 @@
           <w:sz w:val="20"/>
           <w:szCs w:val="20"/>
         </w:rPr>
-        <w:t xml:space="preserve">Dividend — </w:t>
-      </w:r>
-      <w:r>
-        <w:rPr>
-          <w:sz w:val="20"/>
-          <w:szCs w:val="20"/>
-        </w:rPr>
-        <w:t xml:space="preserve">The total number being divided into equal groups (the number inside the division bracket).</w:t>
+        <w:t xml:space="preserve">Divisor</w:t>
       </w:r>
       <w:r>
         <w:rPr>
@@ -1842,13 +1726,12 @@
           <w:sz w:val="18"/>
           <w:szCs w:val="18"/>
         </w:rPr>
-        <w:br/>
-        <w:t xml:space="preserve">Dividendo — El número total que se divide en partes iguales (el número dentro de la casilla de división).</w:t>
-      </w:r>
-    </w:p>
-    <w:p>
-      <w:pPr>
-        <w:spacing w:after="60"/>
+        <w:t xml:space="preserve">  ·  Divisor</w:t>
+      </w:r>
+    </w:p>
+    <w:p>
+      <w:pPr>
+        <w:spacing w:after="40"/>
       </w:pPr>
       <w:r>
         <w:rPr>
@@ -1868,14 +1751,7 @@
           <w:sz w:val="20"/>
           <w:szCs w:val="20"/>
         </w:rPr>
-        <w:t xml:space="preserve">Divisor — </w:t>
-      </w:r>
-      <w:r>
-        <w:rPr>
-          <w:sz w:val="20"/>
-          <w:szCs w:val="20"/>
-        </w:rPr>
-        <w:t xml:space="preserve">The number of equal groups you are dividing into (the number outside the division bracket).</w:t>
+        <w:t xml:space="preserve">Unit fraction</w:t>
       </w:r>
       <w:r>
         <w:rPr>
@@ -1885,109 +1761,7 @@
           <w:sz w:val="18"/>
           <w:szCs w:val="18"/>
         </w:rPr>
-        <w:br/>
-        <w:t xml:space="preserve">Divisor — El número de partes iguales en las que divides (el número fuera de la casilla de división).</w:t>
-      </w:r>
-    </w:p>
-    <w:tbl>
-      <w:tblPr>
-        <w:tblW w:type="pct" w:w="100%"/>
-        <w:tblBorders>
-          <w:top w:val="single" w:color="1FA6A2" w:sz="8"/>
-          <w:left w:val="single" w:color="1FA6A2" w:sz="8"/>
-          <w:bottom w:val="single" w:color="1FA6A2" w:sz="8"/>
-          <w:right w:val="single" w:color="1FA6A2" w:sz="8"/>
-          <w:insideH w:val="single" w:color="auto" w:sz="4"/>
-          <w:insideV w:val="single" w:color="auto" w:sz="4"/>
-        </w:tblBorders>
-      </w:tblPr>
-      <w:tblGrid>
-        <w:gridCol w:w="100"/>
-      </w:tblGrid>
-      <w:tr>
-        <w:tc>
-          <w:tcPr>
-            <w:shd w:fill="F7FFFD" w:color="auto" w:val="clear"/>
-            <w:tcMar>
-              <w:top w:type="dxa" w:w="120"/>
-              <w:left w:type="dxa" w:w="180"/>
-              <w:bottom w:type="dxa" w:w="120"/>
-              <w:right w:type="dxa" w:w="180"/>
-            </w:tcMar>
-          </w:tcPr>
-          <w:p>
-            <w:pPr>
-              <w:spacing w:after="50"/>
-            </w:pPr>
-            <w:r>
-              <w:rPr>
-                <w:b/>
-                <w:bCs/>
-                <w:color w:val="1FA6A2"/>
-                <w:sz w:val="20"/>
-                <w:szCs w:val="20"/>
-              </w:rPr>
-              <w:t xml:space="preserve">Say it first:  </w:t>
-            </w:r>
-            <w:r>
-              <w:rPr>
-                <w:sz w:val="20"/>
-                <w:szCs w:val="20"/>
-              </w:rPr>
-              <w:t xml:space="preserve">Say your idea to a partner or quietly to yourself before you write.</w:t>
-            </w:r>
-          </w:p>
-          <w:p>
-            <w:pPr>
-              <w:spacing w:after="60"/>
-            </w:pPr>
-            <w:r>
-              <w:rPr>
-                <w:color w:val="1A2733"/>
-                <w:sz w:val="21"/>
-                <w:szCs w:val="21"/>
-              </w:rPr>
-              <w:t xml:space="preserve">The detective can mark ___ sections because 6 ÷ 1/3 = ___.</w:t>
-            </w:r>
-            <w:r>
-              <w:rPr>
-                <w:i/>
-                <w:iCs/>
-                <w:color w:val="5F6F80"/>
-                <w:sz w:val="19"/>
-                <w:szCs w:val="19"/>
-              </w:rPr>
-              <w:br/>
-              <w:t xml:space="preserve">Di tu respuesta primero: Mi respuesta es ___ porque ___.</w:t>
-            </w:r>
-          </w:p>
-        </w:tc>
-      </w:tr>
-    </w:tbl>
-    <w:p>
-      <w:pPr>
-        <w:pStyle w:val="Heading2"/>
-        <w:spacing w:after="80" w:before="180"/>
-      </w:pPr>
-      <w:r>
-        <w:rPr>
-          <w:b/>
-          <w:bCs/>
-          <w:color w:val="12355B"/>
-          <w:sz w:val="24"/>
-          <w:szCs w:val="24"/>
-        </w:rPr>
-        <w:t xml:space="preserve">3. Build Your Explanation</w:t>
-      </w:r>
-      <w:r>
-        <w:rPr>
-          <w:i/>
-          <w:iCs/>
-          <w:color w:val="B97A12"/>
-          <w:sz w:val="19"/>
-          <w:szCs w:val="19"/>
-        </w:rPr>
-        <w:t xml:space="preserve">   choose your support</w:t>
+        <w:t xml:space="preserve">  ·  Fracción unitaria</w:t>
       </w:r>
     </w:p>
     <w:tbl>
@@ -2018,21 +1792,6 @@
           </w:tcPr>
           <w:p>
             <w:pPr>
-              <w:spacing w:after="50"/>
-            </w:pPr>
-            <w:r>
-              <w:rPr>
-                <w:i/>
-                <w:iCs/>
-                <w:color w:val="5F6F80"/>
-                <w:sz w:val="19"/>
-                <w:szCs w:val="19"/>
-              </w:rPr>
-              <w:t xml:space="preserve">This model shows the parts of an explanation. It does not answer your writing question.</w:t>
-            </w:r>
-          </w:p>
-          <w:p>
-            <w:pPr>
               <w:spacing w:after="80"/>
             </w:pPr>
             <w:r>
@@ -2043,58 +1802,14 @@
                 <w:sz w:val="19"/>
                 <w:szCs w:val="19"/>
               </w:rPr>
-              <w:t xml:space="preserve">Claim:  </w:t>
+              <w:t xml:space="preserve">Model:  </w:t>
             </w:r>
             <w:r>
               <w:rPr>
                 <w:sz w:val="19"/>
                 <w:szCs w:val="19"/>
               </w:rPr>
-              <w:t xml:space="preserve">There will be more than 3 sections because each piece is smaller than a whole foot.</w:t>
-            </w:r>
-          </w:p>
-          <w:p>
-            <w:pPr>
-              <w:spacing w:after="80"/>
-            </w:pPr>
-            <w:r>
-              <w:rPr>
-                <w:b/>
-                <w:bCs/>
-                <w:color w:val="12355B"/>
-                <w:sz w:val="19"/>
-                <w:szCs w:val="19"/>
-              </w:rPr>
-              <w:t xml:space="preserve">Evidence:  </w:t>
-            </w:r>
-            <w:r>
-              <w:rPr>
-                <w:sz w:val="19"/>
-                <w:szCs w:val="19"/>
-              </w:rPr>
-              <w:t xml:space="preserve">Students reason that dividing by a number less than 1 gives a quotient greater than the dividend, so there are more than 3 sections.</w:t>
-            </w:r>
-          </w:p>
-          <w:p>
-            <w:pPr>
-              <w:spacing w:after="80"/>
-            </w:pPr>
-            <w:r>
-              <w:rPr>
-                <w:b/>
-                <w:bCs/>
-                <w:color w:val="12355B"/>
-                <w:sz w:val="19"/>
-                <w:szCs w:val="19"/>
-              </w:rPr>
-              <w:t xml:space="preserve">Reasoning:  </w:t>
-            </w:r>
-            <w:r>
-              <w:rPr>
-                <w:sz w:val="19"/>
-                <w:szCs w:val="19"/>
-              </w:rPr>
-              <w:t xml:space="preserve">This evidence connects the definition of division of fractions to the mathematical claim.</w:t>
+              <w:t xml:space="preserve">There will be more than 3 sections because each piece is smaller than a whole foot. — Students reason that dividing by a number less than 1 gives a quotient greater than the dividend, so there are more than 3 sections.</w:t>
             </w:r>
           </w:p>
         </w:tc>
@@ -2173,7 +1888,7 @@
           <w:sz w:val="21"/>
           <w:szCs w:val="21"/>
         </w:rPr>
-        <w:t xml:space="preserve">My answer is ___.</w:t>
+        <w:t xml:space="preserve">My answer is ___ because ___.</w:t>
       </w:r>
       <w:r>
         <w:rPr>
@@ -2184,7 +1899,7 @@
           <w:szCs w:val="19"/>
         </w:rPr>
         <w:br/>
-        <w:t xml:space="preserve">Mi respuesta es ___.</w:t>
+        <w:t xml:space="preserve">Mi respuesta es ___ porque ___.</w:t>
       </w:r>
     </w:p>
     <w:tbl>
@@ -2324,7 +2039,7 @@
           <w:sz w:val="21"/>
           <w:szCs w:val="21"/>
         </w:rPr>
-        <w:t xml:space="preserve">I know because ___.</w:t>
+        <w:t xml:space="preserve">My evidence is ___, so ___.</w:t>
       </w:r>
       <w:r>
         <w:rPr>
@@ -2335,31 +2050,7 @@
           <w:szCs w:val="19"/>
         </w:rPr>
         <w:br/>
-        <w:t xml:space="preserve">Lo sé porque ___.</w:t>
-      </w:r>
-    </w:p>
-    <w:p>
-      <w:pPr>
-        <w:spacing w:after="60"/>
-      </w:pPr>
-      <w:r>
-        <w:rPr>
-          <w:color w:val="1A2733"/>
-          <w:sz w:val="21"/>
-          <w:szCs w:val="21"/>
-        </w:rPr>
-        <w:t xml:space="preserve">So ___.</w:t>
-      </w:r>
-      <w:r>
-        <w:rPr>
-          <w:i/>
-          <w:iCs/>
-          <w:color w:val="5F6F80"/>
-          <w:sz w:val="19"/>
-          <w:szCs w:val="19"/>
-        </w:rPr>
-        <w:br/>
-        <w:t xml:space="preserve">Entonces ___.</w:t>
+        <w:t xml:space="preserve">Mi evidencia es ___, entonces ___.</w:t>
       </w:r>
     </w:p>
     <w:tbl>
@@ -2465,78 +2156,6 @@
         <w:t xml:space="preserve">Escribe una afirmación, da evidencia matemática y explica tu razonamiento.</w:t>
       </w:r>
     </w:p>
-    <w:p>
-      <w:pPr>
-        <w:spacing w:after="60"/>
-      </w:pPr>
-      <w:r>
-        <w:rPr>
-          <w:color w:val="1A2733"/>
-          <w:sz w:val="21"/>
-          <w:szCs w:val="21"/>
-        </w:rPr>
-        <w:t xml:space="preserve">My claim is ___.</w:t>
-      </w:r>
-      <w:r>
-        <w:rPr>
-          <w:i/>
-          <w:iCs/>
-          <w:color w:val="5F6F80"/>
-          <w:sz w:val="19"/>
-          <w:szCs w:val="19"/>
-        </w:rPr>
-        <w:br/>
-        <w:t xml:space="preserve">Mi afirmación es ___.</w:t>
-      </w:r>
-    </w:p>
-    <w:p>
-      <w:pPr>
-        <w:spacing w:after="60"/>
-      </w:pPr>
-      <w:r>
-        <w:rPr>
-          <w:color w:val="1A2733"/>
-          <w:sz w:val="21"/>
-          <w:szCs w:val="21"/>
-        </w:rPr>
-        <w:t xml:space="preserve">My math evidence is ___.</w:t>
-      </w:r>
-      <w:r>
-        <w:rPr>
-          <w:i/>
-          <w:iCs/>
-          <w:color w:val="5F6F80"/>
-          <w:sz w:val="19"/>
-          <w:szCs w:val="19"/>
-        </w:rPr>
-        <w:br/>
-        <w:t xml:space="preserve">Mi evidencia matemática es ___.</w:t>
-      </w:r>
-    </w:p>
-    <w:p>
-      <w:pPr>
-        <w:spacing w:after="60"/>
-      </w:pPr>
-      <w:r>
-        <w:rPr>
-          <w:color w:val="1A2733"/>
-          <w:sz w:val="21"/>
-          <w:szCs w:val="21"/>
-        </w:rPr>
-        <w:t xml:space="preserve">This proves ___ because ___.</w:t>
-      </w:r>
-      <w:r>
-        <w:rPr>
-          <w:i/>
-          <w:iCs/>
-          <w:color w:val="5F6F80"/>
-          <w:sz w:val="19"/>
-          <w:szCs w:val="19"/>
-        </w:rPr>
-        <w:br/>
-        <w:t xml:space="preserve">Esto demuestra ___ porque ___.</w:t>
-      </w:r>
-    </w:p>
     <w:tbl>
       <w:tblPr>
         <w:tblW w:type="pct" w:w="100%"/>
@@ -2619,7 +2238,7 @@
           <w:sz w:val="24"/>
           <w:szCs w:val="24"/>
         </w:rPr>
-        <w:t xml:space="preserve">4. Check Your Explanation</w:t>
+        <w:t xml:space="preserve">Check Your Explanation</w:t>
       </w:r>
       <w:r>
         <w:rPr>
@@ -2629,7 +2248,7 @@
           <w:sz w:val="19"/>
           <w:szCs w:val="19"/>
         </w:rPr>
-        <w:t xml:space="preserve">   five quick checks</w:t>
+        <w:t xml:space="preserve">   three quick checks</w:t>
       </w:r>
     </w:p>
     <w:p>
@@ -2653,17 +2272,6 @@
         </w:rPr>
         <w:t xml:space="preserve">I answered the question.</w:t>
       </w:r>
-      <w:r>
-        <w:rPr>
-          <w:i/>
-          <w:iCs/>
-          <w:color w:val="5F6F80"/>
-          <w:sz w:val="18"/>
-          <w:szCs w:val="18"/>
-        </w:rPr>
-        <w:br/>
-        <w:t xml:space="preserve">Respondí la pregunta.</w:t>
-      </w:r>
     </w:p>
     <w:p>
       <w:pPr>
@@ -2684,18 +2292,7 @@
           <w:sz w:val="20"/>
           <w:szCs w:val="20"/>
         </w:rPr>
-        <w:t xml:space="preserve">I used math evidence: numbers, an equation, a model, or a comparison.</w:t>
-      </w:r>
-      <w:r>
-        <w:rPr>
-          <w:i/>
-          <w:iCs/>
-          <w:color w:val="5F6F80"/>
-          <w:sz w:val="18"/>
-          <w:szCs w:val="18"/>
-        </w:rPr>
-        <w:br/>
-        <w:t xml:space="preserve">Usé evidencia matemática: números, una ecuación, un modelo o una comparación.</w:t>
+        <w:t xml:space="preserve">I used math evidence: numbers, an equation, or a model.</w:t>
       </w:r>
     </w:p>
     <w:p>
@@ -2717,84 +2314,7 @@
           <w:sz w:val="20"/>
           <w:szCs w:val="20"/>
         </w:rPr>
-        <w:t xml:space="preserve">I explained how the evidence proves my answer.</w:t>
-      </w:r>
-      <w:r>
-        <w:rPr>
-          <w:i/>
-          <w:iCs/>
-          <w:color w:val="5F6F80"/>
-          <w:sz w:val="18"/>
-          <w:szCs w:val="18"/>
-        </w:rPr>
-        <w:br/>
-        <w:t xml:space="preserve">Expliqué cómo la evidencia demuestra mi respuesta.</w:t>
-      </w:r>
-    </w:p>
-    <w:p>
-      <w:pPr>
-        <w:spacing w:after="80"/>
-      </w:pPr>
-      <w:r>
-        <w:rPr>
-          <w:b/>
-          <w:bCs/>
-          <w:color w:val="1FA6A2"/>
-          <w:sz w:val="22"/>
-          <w:szCs w:val="22"/>
-        </w:rPr>
-        <w:t xml:space="preserve">☐  </w:t>
-      </w:r>
-      <w:r>
-        <w:rPr>
-          <w:sz w:val="20"/>
-          <w:szCs w:val="20"/>
-        </w:rPr>
         <w:t xml:space="preserve">I used at least two math words.</w:t>
-      </w:r>
-      <w:r>
-        <w:rPr>
-          <w:i/>
-          <w:iCs/>
-          <w:color w:val="5F6F80"/>
-          <w:sz w:val="18"/>
-          <w:szCs w:val="18"/>
-        </w:rPr>
-        <w:br/>
-        <w:t xml:space="preserve">Usé por lo menos dos palabras matemáticas.</w:t>
-      </w:r>
-    </w:p>
-    <w:p>
-      <w:pPr>
-        <w:spacing w:after="80"/>
-      </w:pPr>
-      <w:r>
-        <w:rPr>
-          <w:b/>
-          <w:bCs/>
-          <w:color w:val="1FA6A2"/>
-          <w:sz w:val="22"/>
-          <w:szCs w:val="22"/>
-        </w:rPr>
-        <w:t xml:space="preserve">☐  </w:t>
-      </w:r>
-      <w:r>
-        <w:rPr>
-          <w:sz w:val="20"/>
-          <w:szCs w:val="20"/>
-        </w:rPr>
-        <w:t xml:space="preserve">I reread complete sentences and punctuation.</w:t>
-      </w:r>
-      <w:r>
-        <w:rPr>
-          <w:i/>
-          <w:iCs/>
-          <w:color w:val="5F6F80"/>
-          <w:sz w:val="18"/>
-          <w:szCs w:val="18"/>
-        </w:rPr>
-        <w:br/>
-        <w:t xml:space="preserve">Volví a leer mis oraciones completas y la puntuación.</w:t>
       </w:r>
     </w:p>
     <w:p>
@@ -5147,7 +4667,7 @@
           <w:sz w:val="20"/>
           <w:szCs w:val="20"/>
         </w:rPr>
-        <w:t xml:space="preserve">☐  I answered the question.</w:t>
+        <w:t xml:space="preserve">☐  The answer to the math question is correct.</w:t>
       </w:r>
     </w:p>
     <w:p>
@@ -5159,7 +4679,7 @@
           <w:sz w:val="20"/>
           <w:szCs w:val="20"/>
         </w:rPr>
-        <w:t xml:space="preserve">☐  I used math evidence: numbers, an equation, a model, or a comparison.</w:t>
+        <w:t xml:space="preserve">☐  The evidence is real lesson mathematics (numbers, equation, or model), not restated claim.</w:t>
       </w:r>
     </w:p>
     <w:p>
@@ -5171,31 +4691,7 @@
           <w:sz w:val="20"/>
           <w:szCs w:val="20"/>
         </w:rPr>
-        <w:t xml:space="preserve">☐  I explained how the evidence proves my answer.</w:t>
-      </w:r>
-    </w:p>
-    <w:p>
-      <w:pPr>
-        <w:spacing w:after="80"/>
-      </w:pPr>
-      <w:r>
-        <w:rPr>
-          <w:sz w:val="20"/>
-          <w:szCs w:val="20"/>
-        </w:rPr>
-        <w:t xml:space="preserve">☐  I used at least two math words.</w:t>
-      </w:r>
-    </w:p>
-    <w:p>
-      <w:pPr>
-        <w:spacing w:after="80"/>
-      </w:pPr>
-      <w:r>
-        <w:rPr>
-          <w:sz w:val="20"/>
-          <w:szCs w:val="20"/>
-        </w:rPr>
-        <w:t xml:space="preserve">☐  I reread complete sentences and punctuation.</w:t>
+        <w:t xml:space="preserve">☐  The support level changed the language scaffolding, never the mathematical expectation.</w:t>
       </w:r>
     </w:p>
     <w:sectPr>
